--- a/logbook/logbook_template.docx
+++ b/logbook/logbook_template.docx
@@ -1,34 +1,76 @@
 
 <file path=word/document.xml><?xml version="1.0" encoding="utf-8"?>
-<w:document xmlns:w="http://schemas.openxmlformats.org/wordprocessingml/2006/main" xmlns:m="http://schemas.openxmlformats.org/officeDocument/2006/math" xmlns:r="http://schemas.openxmlformats.org/officeDocument/2006/relationships" xmlns:o="urn:schemas-microsoft-com:office:office" xmlns:v="urn:schemas-microsoft-com:vml" xmlns:w10="urn:schemas-microsoft-com:office:word" xmlns:a="http://schemas.openxmlformats.org/drawingml/2006/main" xmlns:pic="http://schemas.openxmlformats.org/drawingml/2006/picture" xmlns:wp="http://schemas.openxmlformats.org/drawingml/2006/wordprocessingDrawing">
+<w:document xmlns:wpc="http://schemas.microsoft.com/office/word/2010/wordprocessingCanvas" xmlns:cx="http://schemas.microsoft.com/office/drawing/2014/chartex" xmlns:cx1="http://schemas.microsoft.com/office/drawing/2015/9/8/chartex" xmlns:cx2="http://schemas.microsoft.com/office/drawing/2015/10/21/chartex" xmlns:cx3="http://schemas.microsoft.com/office/drawing/2016/5/9/chartex" xmlns:cx4="http://schemas.microsoft.com/office/drawing/2016/5/10/chartex" xmlns:cx5="http://schemas.microsoft.com/office/drawing/2016/5/11/chartex" xmlns:cx6="http://schemas.microsoft.com/office/drawing/2016/5/12/chartex" xmlns:cx7="http://schemas.microsoft.com/office/drawing/2016/5/13/chartex" xmlns:cx8="http://schemas.microsoft.com/office/drawing/2016/5/14/chartex" xmlns:mc="http://schemas.openxmlformats.org/markup-compatibility/2006" xmlns:m="http://schemas.openxmlformats.org/officeDocument/2006/math" xmlns:aink="http://schemas.microsoft.com/office/drawing/2016/ink" xmlns:am3d="http://schemas.microsoft.com/office/drawing/2017/model3d" xmlns:oel="http://schemas.microsoft.com/office/2019/extlst" xmlns:r="http://schemas.openxmlformats.org/officeDocument/2006/relationships" xmlns:wp14="http://schemas.microsoft.com/office/word/2010/wordprocessingDrawing" xmlns:wp="http://schemas.openxmlformats.org/drawingml/2006/wordprocessingDrawing" xmlns:wpg="http://schemas.microsoft.com/office/word/2010/wordprocessingGroup" xmlns:wpi="http://schemas.microsoft.com/office/word/2010/wordprocessingInk" xmlns:wps="http://schemas.microsoft.com/office/word/2010/wordprocessingShape" xmlns:o="urn:schemas-microsoft-com:office:office" xmlns:v="urn:schemas-microsoft-com:vml" xmlns:w10="urn:schemas-microsoft-com:office:word" xmlns:w="http://schemas.openxmlformats.org/wordprocessingml/2006/main" xmlns:w14="http://schemas.microsoft.com/office/word/2010/wordml" xmlns:w15="http://schemas.microsoft.com/office/word/2012/wordml" xmlns:w16cex="http://schemas.microsoft.com/office/word/2018/wordml/cex" xmlns:w16cid="http://schemas.microsoft.com/office/word/2016/wordml/cid" xmlns:w16="http://schemas.microsoft.com/office/word/2018/wordml" xmlns:w16sdtdh="http://schemas.microsoft.com/office/word/2020/wordml/sdtdatahash" xmlns:w16sdtfl="http://schemas.microsoft.com/office/word/2024/wordml/sdtformatlock" xmlns:w16se="http://schemas.microsoft.com/office/word/2015/wordml/symex" xmlns:w16du="http://schemas.microsoft.com/office/word/2023/wordml/word16du" xmlns:wne="http://schemas.microsoft.com/office/word/2006/wordml" mc:Ignorable="w14 w15 w16se w16cid w16 w16cex w16sdtdh w16sdtfl w16du wp14">
   <w:body>
     <w:p>
       <w:pPr>
         <w:pStyle w:val="Title"/>
       </w:pPr>
       <w:r>
-        <w:t xml:space="preserve">PHYS7101</w:t>
-      </w:r>
+        <w:t>PHYS</w:t>
+      </w:r>
+      <w:proofErr w:type="gramStart"/>
+      <w:r>
+        <w:t xml:space="preserve">7101 </w:t>
+      </w:r>
+      <w:r>
+        <w:t>:</w:t>
+      </w:r>
+      <w:proofErr w:type="gramEnd"/>
       <w:r>
         <w:t xml:space="preserve"> </w:t>
       </w:r>
       <w:r>
-        <w:t xml:space="preserve">Logbook</w:t>
-      </w:r>
-    </w:p>
-    <w:bookmarkStart w:id="29" w:name="phys7101-logbook-your-name"/>
-    <w:p>
-      <w:pPr>
-        <w:pStyle w:val="Heading1"/>
-      </w:pPr>
-      <w:r>
-        <w:t xml:space="preserve">PHYS7101 Logbook:</w:t>
+        <w:t>Numerical Methods and Data Analysis</w:t>
       </w:r>
       <w:r>
         <w:t xml:space="preserve"> </w:t>
       </w:r>
       <w:r>
-        <w:t xml:space="preserve">[your name]</w:t>
+        <w:t>Logbook</w:t>
+      </w:r>
+    </w:p>
+    <w:p>
+      <w:pPr>
+        <w:pStyle w:val="BodyText"/>
+        <w:jc w:val="center"/>
+        <w:rPr>
+          <w:i/>
+          <w:iCs/>
+        </w:rPr>
+      </w:pPr>
+      <w:r>
+        <w:rPr>
+          <w:i/>
+          <w:iCs/>
+        </w:rPr>
+        <w:t xml:space="preserve">This is a suggested layout for your PHYS7101 logbook: rename it and adapt it to suit how you work. Keep one logbook for the whole module and write in it as you go. It will be the basis of the in-class assessment in Weeks 6–7 and 8–9. Keep this file in OneDrive (Word or OneNote) so that its version history records when each entry was written. Prefer Google Docs? </w:t>
+      </w:r>
+      <w:hyperlink r:id="rId9">
+        <w:r>
+          <w:rPr>
+            <w:i/>
+            <w:u w:val="single"/>
+            <w:color w:val="0563C1"/>
+          </w:rPr>
+          <w:t>Make your own copy of the Google Docs template.</w:t>
+        </w:r>
+      </w:hyperlink>
+    </w:p>
+    <w:p>
+      <w:pPr>
+        <w:pStyle w:val="Heading2"/>
+      </w:pPr>
+      <w:bookmarkStart w:id="0" w:name="phys7101-logbook-your-name"/>
+      <w:bookmarkStart w:id="1" w:name="links-to-my-work"/>
+      <w:r>
+        <w:t xml:space="preserve">Key </w:t>
+      </w:r>
+      <w:r>
+        <w:t>Links</w:t>
+      </w:r>
+      <w:r>
+        <w:t xml:space="preserve">: </w:t>
       </w:r>
     </w:p>
     <w:p>
@@ -37,128 +79,119 @@
       </w:pPr>
       <w:r>
         <w:rPr>
-          <w:bCs/>
-          <w:b/>
-        </w:rPr>
-        <w:t xml:space="preserve">Numerical Methods and Data Analysis</w:t>
-      </w:r>
-      <w:r>
-        <w:t xml:space="preserve">, Lancaster University.</w:t>
-      </w:r>
-    </w:p>
-    <w:p>
-      <w:pPr>
-        <w:pStyle w:val="BodyText"/>
-      </w:pPr>
-      <w:r>
-        <w:rPr>
+          <w:i/>
           <w:iCs/>
+        </w:rPr>
+        <w:t>To point your logbook at your developed code, in Colab: Share → Copy link.</w:t>
+      </w:r>
+      <w:r>
+        <w:rPr>
           <w:i/>
-        </w:rPr>
-        <w:t xml:space="preserve">This is your own copy: rename it, then delete the grey instructions as you go. Keep this one document for the whole module. If you keep it in OneDrive (Word or OneNote) or upload it to Google Drive, the date and time of every change is recorded automatically in its version history, which is how your predictions show they were written before you ran the code.</w:t>
-      </w:r>
-    </w:p>
-    <w:bookmarkStart w:id="20" w:name="links-to-my-work"/>
-    <w:p>
-      <w:pPr>
-        <w:pStyle w:val="Heading2"/>
-      </w:pPr>
-      <w:r>
-        <w:t xml:space="preserve">Links to my work</w:t>
-      </w:r>
-    </w:p>
-    <w:p>
-      <w:pPr>
-        <w:pStyle w:val="FirstParagraph"/>
-      </w:pPr>
-      <w:r>
-        <w:rPr>
           <w:iCs/>
+        </w:rPr>
+      </w:r>
+      <w:proofErr w:type="spellStart"/>
+      <w:r>
+        <w:rPr>
           <w:i/>
-        </w:rPr>
-        <w:t xml:space="preserve">Each time you save a copy of a workshop notebook in Drive, paste its link here. In Colab: Share → Copy link (keep it restricted to you). Your logbook then points straight at the code it describes.</w:t>
+          <w:iCs/>
+        </w:rPr>
+      </w:r>
+      <w:proofErr w:type="spellEnd"/>
+      <w:r>
+        <w:rPr>
+          <w:i/>
+          <w:iCs/>
+        </w:rPr>
       </w:r>
     </w:p>
     <w:tbl>
       <w:tblPr>
         <w:tblStyle w:val="Table"/>
-        <w:tblW w:type="auto" w:w="0"/>
-        <w:tblLook w:firstRow="1" w:lastRow="0" w:firstColumn="0" w:lastColumn="0" w:noHBand="0" w:noVBand="0" w:val="0020"/>
-        <w:jc w:val="start"/>
+        <w:tblW w:w="0" w:type="auto"/>
+        <w:tblLook w:val="0020" w:firstRow="1" w:lastRow="0" w:firstColumn="0" w:lastColumn="0" w:noHBand="0" w:noVBand="0"/>
       </w:tblPr>
       <w:tblGrid>
-        <w:gridCol w:w="2640"/>
-        <w:gridCol w:w="2640"/>
-        <w:gridCol w:w="2640"/>
+        <w:gridCol w:w="798"/>
+        <w:gridCol w:w="2365"/>
+        <w:gridCol w:w="1847"/>
       </w:tblGrid>
       <w:tr>
         <w:trPr>
-          <w:tblHeader w:val="true"/>
+          <w:cnfStyle w:val="100000000000" w:firstRow="1" w:lastRow="0" w:firstColumn="0" w:lastColumn="0" w:oddVBand="0" w:evenVBand="0" w:oddHBand="0" w:evenHBand="0" w:firstRowFirstColumn="0" w:firstRowLastColumn="0" w:lastRowFirstColumn="0" w:lastRowLastColumn="0"/>
+          <w:tblHeader/>
         </w:trPr>
         <w:tc>
-          <w:tcPr/>
+          <w:tcPr>
+            <w:tcW w:w="0" w:type="auto"/>
+          </w:tcPr>
           <w:p>
             <w:pPr>
               <w:pStyle w:val="Compact"/>
-              <w:jc w:val="left"/>
             </w:pPr>
             <w:r>
-              <w:t xml:space="preserve">Week</w:t>
+              <w:t>Week</w:t>
             </w:r>
           </w:p>
         </w:tc>
         <w:tc>
-          <w:tcPr/>
+          <w:tcPr>
+            <w:tcW w:w="0" w:type="auto"/>
+          </w:tcPr>
           <w:p>
             <w:pPr>
               <w:pStyle w:val="Compact"/>
-              <w:jc w:val="left"/>
             </w:pPr>
             <w:r>
-              <w:t xml:space="preserve">Notebook</w:t>
+              <w:t>Notebook</w:t>
             </w:r>
           </w:p>
         </w:tc>
         <w:tc>
-          <w:tcPr/>
+          <w:tcPr>
+            <w:tcW w:w="0" w:type="auto"/>
+          </w:tcPr>
           <w:p>
             <w:pPr>
               <w:pStyle w:val="Compact"/>
-              <w:jc w:val="left"/>
             </w:pPr>
             <w:r>
-              <w:t xml:space="preserve">Link to my copy</w:t>
+              <w:t>Link to my copy</w:t>
             </w:r>
           </w:p>
         </w:tc>
       </w:tr>
       <w:tr>
         <w:tc>
-          <w:tcPr/>
+          <w:tcPr>
+            <w:tcW w:w="0" w:type="auto"/>
+          </w:tcPr>
           <w:p>
             <w:pPr>
               <w:pStyle w:val="Compact"/>
-              <w:jc w:val="left"/>
             </w:pPr>
             <w:r>
-              <w:t xml:space="preserve">1</w:t>
+              <w:t>1</w:t>
             </w:r>
           </w:p>
         </w:tc>
         <w:tc>
-          <w:tcPr/>
+          <w:tcPr>
+            <w:tcW w:w="0" w:type="auto"/>
+          </w:tcPr>
           <w:p>
             <w:pPr>
               <w:pStyle w:val="Compact"/>
-              <w:jc w:val="left"/>
             </w:pPr>
             <w:r>
-              <w:t xml:space="preserve">week1_setup</w:t>
+              <w:t>week1_setup</w:t>
             </w:r>
           </w:p>
         </w:tc>
         <w:tc>
-          <w:tcPr/>
+          <w:tcPr>
+            <w:tcW w:w="0" w:type="auto"/>
+          </w:tcPr>
           <w:p>
             <w:pPr>
               <w:pStyle w:val="Compact"/>
@@ -168,31 +201,35 @@
       </w:tr>
       <w:tr>
         <w:tc>
-          <w:tcPr/>
+          <w:tcPr>
+            <w:tcW w:w="0" w:type="auto"/>
+          </w:tcPr>
           <w:p>
             <w:pPr>
               <w:pStyle w:val="Compact"/>
-              <w:jc w:val="left"/>
             </w:pPr>
             <w:r>
-              <w:t xml:space="preserve">1</w:t>
+              <w:t>1</w:t>
             </w:r>
           </w:p>
         </w:tc>
         <w:tc>
-          <w:tcPr/>
+          <w:tcPr>
+            <w:tcW w:w="0" w:type="auto"/>
+          </w:tcPr>
           <w:p>
             <w:pPr>
               <w:pStyle w:val="Compact"/>
-              <w:jc w:val="left"/>
             </w:pPr>
             <w:r>
-              <w:t xml:space="preserve">week1_tidal_hook</w:t>
+              <w:t>week1_tidal_hook</w:t>
             </w:r>
           </w:p>
         </w:tc>
         <w:tc>
-          <w:tcPr/>
+          <w:tcPr>
+            <w:tcW w:w="0" w:type="auto"/>
+          </w:tcPr>
           <w:p>
             <w:pPr>
               <w:pStyle w:val="Compact"/>
@@ -202,31 +239,35 @@
       </w:tr>
       <w:tr>
         <w:tc>
-          <w:tcPr/>
+          <w:tcPr>
+            <w:tcW w:w="0" w:type="auto"/>
+          </w:tcPr>
           <w:p>
             <w:pPr>
               <w:pStyle w:val="Compact"/>
-              <w:jc w:val="left"/>
             </w:pPr>
             <w:r>
-              <w:t xml:space="preserve">1</w:t>
+              <w:t>1</w:t>
             </w:r>
           </w:p>
         </w:tc>
         <w:tc>
-          <w:tcPr/>
+          <w:tcPr>
+            <w:tcW w:w="0" w:type="auto"/>
+          </w:tcPr>
           <w:p>
             <w:pPr>
               <w:pStyle w:val="Compact"/>
-              <w:jc w:val="left"/>
             </w:pPr>
             <w:r>
-              <w:t xml:space="preserve">week1_revision</w:t>
+              <w:t>week1_revision</w:t>
             </w:r>
           </w:p>
         </w:tc>
         <w:tc>
-          <w:tcPr/>
+          <w:tcPr>
+            <w:tcW w:w="0" w:type="auto"/>
+          </w:tcPr>
           <w:p>
             <w:pPr>
               <w:pStyle w:val="Compact"/>
@@ -236,31 +277,35 @@
       </w:tr>
       <w:tr>
         <w:tc>
-          <w:tcPr/>
+          <w:tcPr>
+            <w:tcW w:w="0" w:type="auto"/>
+          </w:tcPr>
           <w:p>
             <w:pPr>
               <w:pStyle w:val="Compact"/>
-              <w:jc w:val="left"/>
             </w:pPr>
             <w:r>
-              <w:t xml:space="preserve">1</w:t>
+              <w:t>1</w:t>
             </w:r>
           </w:p>
         </w:tc>
         <w:tc>
-          <w:tcPr/>
+          <w:tcPr>
+            <w:tcW w:w="0" w:type="auto"/>
+          </w:tcPr>
           <w:p>
             <w:pPr>
               <w:pStyle w:val="Compact"/>
-              <w:jc w:val="left"/>
             </w:pPr>
             <w:r>
-              <w:t xml:space="preserve">week1_foundations</w:t>
+              <w:t>week1_foundations</w:t>
             </w:r>
           </w:p>
         </w:tc>
         <w:tc>
-          <w:tcPr/>
+          <w:tcPr>
+            <w:tcW w:w="0" w:type="auto"/>
+          </w:tcPr>
           <w:p>
             <w:pPr>
               <w:pStyle w:val="Compact"/>
@@ -270,31 +315,35 @@
       </w:tr>
       <w:tr>
         <w:tc>
-          <w:tcPr/>
+          <w:tcPr>
+            <w:tcW w:w="0" w:type="auto"/>
+          </w:tcPr>
           <w:p>
             <w:pPr>
               <w:pStyle w:val="Compact"/>
-              <w:jc w:val="left"/>
             </w:pPr>
             <w:r>
-              <w:t xml:space="preserve">1</w:t>
+              <w:t>1</w:t>
             </w:r>
           </w:p>
         </w:tc>
         <w:tc>
-          <w:tcPr/>
+          <w:tcPr>
+            <w:tcW w:w="0" w:type="auto"/>
+          </w:tcPr>
           <w:p>
             <w:pPr>
               <w:pStyle w:val="Compact"/>
-              <w:jc w:val="left"/>
             </w:pPr>
             <w:r>
-              <w:t xml:space="preserve">week1_euler_rk4_lab</w:t>
+              <w:t>week1_euler_rk4_lab</w:t>
             </w:r>
           </w:p>
         </w:tc>
         <w:tc>
-          <w:tcPr/>
+          <w:tcPr>
+            <w:tcW w:w="0" w:type="auto"/>
+          </w:tcPr>
           <w:p>
             <w:pPr>
               <w:pStyle w:val="Compact"/>
@@ -304,19 +353,22 @@
       </w:tr>
       <w:tr>
         <w:tc>
-          <w:tcPr/>
+          <w:tcPr>
+            <w:tcW w:w="0" w:type="auto"/>
+          </w:tcPr>
           <w:p>
             <w:pPr>
               <w:pStyle w:val="Compact"/>
-              <w:jc w:val="left"/>
             </w:pPr>
             <w:r>
-              <w:t xml:space="preserve">2</w:t>
+              <w:t>2</w:t>
             </w:r>
           </w:p>
         </w:tc>
         <w:tc>
-          <w:tcPr/>
+          <w:tcPr>
+            <w:tcW w:w="0" w:type="auto"/>
+          </w:tcPr>
           <w:p>
             <w:pPr>
               <w:pStyle w:val="Compact"/>
@@ -324,7 +376,9 @@
           </w:p>
         </w:tc>
         <w:tc>
-          <w:tcPr/>
+          <w:tcPr>
+            <w:tcW w:w="0" w:type="auto"/>
+          </w:tcPr>
           <w:p>
             <w:pPr>
               <w:pStyle w:val="Compact"/>
@@ -333,206 +387,374 @@
         </w:tc>
       </w:tr>
     </w:tbl>
-    <w:bookmarkEnd w:id="20"/>
-    <w:bookmarkStart w:id="21" w:name="what-goes-in-an-entry"/>
     <w:p>
       <w:pPr>
         <w:pStyle w:val="Heading2"/>
       </w:pPr>
-      <w:r>
-        <w:t xml:space="preserve">What goes in an entry</w:t>
-      </w:r>
-    </w:p>
-    <w:p>
-      <w:pPr>
+      <w:bookmarkStart w:id="2" w:name="what-goes-in-an-entry"/>
+      <w:bookmarkEnd w:id="1"/>
+      <w:r>
+        <w:t>What goes in an entry</w:t>
+      </w:r>
+      <w:r>
+        <w:t>:</w:t>
+      </w:r>
+    </w:p>
+    <w:p>
+      <w:pPr>
+        <w:pStyle w:val="Compact"/>
         <w:numPr>
           <w:ilvl w:val="0"/>
-          <w:numId w:val="1001"/>
+          <w:numId w:val="2"/>
         </w:numPr>
+      </w:pPr>
+      <w:r>
+        <w:rPr>
+          <w:b/>
+          <w:bCs/>
+        </w:rPr>
+        <w:t>Date, session and notebook</w:t>
+      </w:r>
+      <w:r>
+        <w:t xml:space="preserve"> (with a link).</w:t>
+      </w:r>
+    </w:p>
+    <w:p>
+      <w:pPr>
         <w:pStyle w:val="Compact"/>
-      </w:pPr>
-      <w:r>
-        <w:rPr>
-          <w:bCs/>
-          <w:b/>
-        </w:rPr>
-        <w:t xml:space="preserve">Date, session and notebook</w:t>
-      </w:r>
-      <w:r>
-        <w:t xml:space="preserve"> </w:t>
-      </w:r>
-      <w:r>
-        <w:t xml:space="preserve">(with a link).</w:t>
-      </w:r>
-    </w:p>
-    <w:p>
-      <w:pPr>
         <w:numPr>
           <w:ilvl w:val="0"/>
-          <w:numId w:val="1001"/>
+          <w:numId w:val="2"/>
         </w:numPr>
+      </w:pPr>
+      <w:r>
+        <w:rPr>
+          <w:b/>
+          <w:bCs/>
+        </w:rPr>
+        <w:t>Aim:</w:t>
+      </w:r>
+      <w:r>
+        <w:t xml:space="preserve"> what you're trying to do or find out.</w:t>
+      </w:r>
+    </w:p>
+    <w:p>
+      <w:pPr>
         <w:pStyle w:val="Compact"/>
-      </w:pPr>
-      <w:r>
-        <w:rPr>
-          <w:bCs/>
-          <w:b/>
-        </w:rPr>
-        <w:t xml:space="preserve">Aim:</w:t>
-      </w:r>
-      <w:r>
-        <w:t xml:space="preserve"> </w:t>
-      </w:r>
-      <w:r>
-        <w:t xml:space="preserve">what you're trying to do or find out.</w:t>
-      </w:r>
-    </w:p>
-    <w:p>
-      <w:pPr>
         <w:numPr>
           <w:ilvl w:val="0"/>
-          <w:numId w:val="1001"/>
+          <w:numId w:val="2"/>
         </w:numPr>
+      </w:pPr>
+      <w:r>
+        <w:rPr>
+          <w:b/>
+          <w:bCs/>
+        </w:rPr>
+        <w:t>Prediction:</w:t>
+      </w:r>
+      <w:r>
+        <w:t xml:space="preserve"> what you expect, written </w:t>
+      </w:r>
+      <w:r>
+        <w:rPr>
+          <w:i/>
+          <w:iCs/>
+        </w:rPr>
+        <w:t>before</w:t>
+      </w:r>
+      <w:r>
+        <w:t xml:space="preserve"> you run it.</w:t>
+      </w:r>
+    </w:p>
+    <w:p>
+      <w:pPr>
         <w:pStyle w:val="Compact"/>
-      </w:pPr>
-      <w:r>
-        <w:rPr>
-          <w:bCs/>
-          <w:b/>
-        </w:rPr>
-        <w:t xml:space="preserve">Prediction:</w:t>
-      </w:r>
-      <w:r>
-        <w:t xml:space="preserve"> </w:t>
-      </w:r>
-      <w:r>
-        <w:t xml:space="preserve">what you expect, written</w:t>
-      </w:r>
-      <w:r>
-        <w:t xml:space="preserve"> </w:t>
-      </w:r>
-      <w:r>
-        <w:rPr>
-          <w:iCs/>
-          <w:i/>
-        </w:rPr>
-        <w:t xml:space="preserve">before</w:t>
-      </w:r>
-      <w:r>
-        <w:t xml:space="preserve"> </w:t>
-      </w:r>
-      <w:r>
-        <w:t xml:space="preserve">you run it.</w:t>
-      </w:r>
-    </w:p>
-    <w:p>
-      <w:pPr>
         <w:numPr>
           <w:ilvl w:val="0"/>
-          <w:numId w:val="1001"/>
+          <w:numId w:val="2"/>
         </w:numPr>
+      </w:pPr>
+      <w:r>
+        <w:rPr>
+          <w:b/>
+          <w:bCs/>
+        </w:rPr>
+        <w:t>What happened:</w:t>
+      </w:r>
+      <w:r>
+        <w:t xml:space="preserve"> the result, with the numbers.</w:t>
+      </w:r>
+    </w:p>
+    <w:p>
+      <w:pPr>
         <w:pStyle w:val="Compact"/>
-      </w:pPr>
-      <w:r>
-        <w:rPr>
-          <w:bCs/>
-          <w:b/>
-        </w:rPr>
-        <w:t xml:space="preserve">What happened:</w:t>
-      </w:r>
-      <w:r>
-        <w:t xml:space="preserve"> </w:t>
-      </w:r>
-      <w:r>
-        <w:t xml:space="preserve">the result, with the numbers.</w:t>
-      </w:r>
-    </w:p>
-    <w:p>
-      <w:pPr>
         <w:numPr>
           <w:ilvl w:val="0"/>
-          <w:numId w:val="1001"/>
+          <w:numId w:val="2"/>
         </w:numPr>
+      </w:pPr>
+      <w:r>
+        <w:rPr>
+          <w:b/>
+          <w:bCs/>
+        </w:rPr>
+        <w:t>Problems and fixes:</w:t>
+      </w:r>
+      <w:r>
+        <w:t xml:space="preserve"> what broke and how you fixed it.</w:t>
+      </w:r>
+    </w:p>
+    <w:p>
+      <w:pPr>
         <w:pStyle w:val="Compact"/>
-      </w:pPr>
-      <w:r>
-        <w:rPr>
-          <w:bCs/>
-          <w:b/>
-        </w:rPr>
-        <w:t xml:space="preserve">Problems and fixes:</w:t>
-      </w:r>
-      <w:r>
-        <w:t xml:space="preserve"> </w:t>
-      </w:r>
-      <w:r>
-        <w:t xml:space="preserve">what broke and how you fixed it.</w:t>
-      </w:r>
-    </w:p>
-    <w:p>
-      <w:pPr>
         <w:numPr>
           <w:ilvl w:val="0"/>
-          <w:numId w:val="1001"/>
+          <w:numId w:val="2"/>
         </w:numPr>
+      </w:pPr>
+      <w:r>
+        <w:rPr>
+          <w:b/>
+          <w:bCs/>
+        </w:rPr>
+        <w:t>Decisions:</w:t>
+      </w:r>
+      <w:r>
+        <w:t xml:space="preserve"> choices you made, and why.</w:t>
+      </w:r>
+    </w:p>
+    <w:p>
+      <w:pPr>
         <w:pStyle w:val="Compact"/>
-      </w:pPr>
-      <w:r>
-        <w:rPr>
-          <w:bCs/>
-          <w:b/>
-        </w:rPr>
-        <w:t xml:space="preserve">Decisions:</w:t>
-      </w:r>
-      <w:r>
-        <w:t xml:space="preserve"> </w:t>
-      </w:r>
-      <w:r>
-        <w:t xml:space="preserve">choices you made, and why.</w:t>
-      </w:r>
-    </w:p>
-    <w:p>
-      <w:pPr>
         <w:numPr>
           <w:ilvl w:val="0"/>
-          <w:numId w:val="1001"/>
+          <w:numId w:val="2"/>
         </w:numPr>
+      </w:pPr>
+      <w:r>
+        <w:rPr>
+          <w:b/>
+          <w:bCs/>
+        </w:rPr>
+        <w:t>Questions:</w:t>
+      </w:r>
+      <w:r>
+        <w:t xml:space="preserve"> things to ask about or come back to.</w:t>
+      </w:r>
+    </w:p>
+    <w:p>
+      <w:pPr>
         <w:pStyle w:val="Compact"/>
-      </w:pPr>
-      <w:r>
-        <w:rPr>
-          <w:bCs/>
-          <w:b/>
-        </w:rPr>
-        <w:t xml:space="preserve">Questions:</w:t>
-      </w:r>
-      <w:r>
-        <w:t xml:space="preserve"> </w:t>
-      </w:r>
-      <w:r>
-        <w:t xml:space="preserve">things to ask about or come back to.</w:t>
-      </w:r>
-    </w:p>
-    <w:p>
-      <w:pPr>
         <w:numPr>
           <w:ilvl w:val="0"/>
-          <w:numId w:val="1001"/>
+          <w:numId w:val="2"/>
         </w:numPr>
-        <w:pStyle w:val="Compact"/>
-      </w:pPr>
-      <w:r>
-        <w:rPr>
+      </w:pPr>
+      <w:r>
+        <w:rPr>
+          <w:b/>
           <w:bCs/>
+        </w:rPr>
+        <w:t>Figures:</w:t>
+      </w:r>
+      <w:r>
+        <w:t xml:space="preserve"> any plot worth keeping. In Colab, right-click the plot → Copy image, then paste it here with a one-line caption.</w:t>
+      </w:r>
+    </w:p>
+    <w:p>
+      <w:pPr>
+        <w:pStyle w:val="FirstParagraph"/>
+      </w:pPr>
+      <w:r>
+        <w:rPr>
+          <w:i/>
+          <w:iCs/>
+        </w:rPr>
+        <w:t>A few lines per heading is enough. Write as you go; don't tidy it up afterwards. Mistakes and wrong predictions stay: they are the useful part.</w:t>
+      </w:r>
+    </w:p>
+    <w:p>
+      <w:pPr>
+        <w:pStyle w:val="Heading2"/>
+      </w:pPr>
+      <w:bookmarkStart w:id="3" w:name="example-entry"/>
+      <w:bookmarkEnd w:id="2"/>
+      <w:r>
+        <w:t>Example entry</w:t>
+      </w:r>
+      <w:r>
+        <w:t>:</w:t>
+      </w:r>
+    </w:p>
+    <w:p>
+      <w:pPr>
+        <w:pStyle w:val="BodyText"/>
+      </w:pPr>
+      <w:r>
+        <w:rPr>
           <w:b/>
-        </w:rPr>
-        <w:t xml:space="preserve">Figures:</w:t>
+          <w:bCs/>
+        </w:rPr>
+        <w:t>Date:</w:t>
       </w:r>
       <w:r>
         <w:t xml:space="preserve"> </w:t>
       </w:r>
       <w:r>
-        <w:t xml:space="preserve">any plot worth keeping. In Colab, right-click the plot → Copy image, then paste it here with a one-line caption.</w:t>
+        <w:t>05-Oct-2026</w:t>
+      </w:r>
+      <w:r>
+        <w:t xml:space="preserve">. </w:t>
+      </w:r>
+      <w:r>
+        <w:rPr>
+          <w:b/>
+          <w:bCs/>
+        </w:rPr>
+        <w:t>Notebook:</w:t>
+      </w:r>
+      <w:r>
+        <w:t xml:space="preserve"> week1_setup, Section 3 (link in the table above).</w:t>
+      </w:r>
+    </w:p>
+    <w:p>
+      <w:pPr>
+        <w:pStyle w:val="BodyText"/>
+      </w:pPr>
+      <w:r>
+        <w:rPr>
+          <w:b/>
+          <w:bCs/>
+        </w:rPr>
+        <w:t>Aim:</w:t>
+      </w:r>
+      <w:r>
+        <w:t xml:space="preserve"> see what "execution order" means in a notebook.</w:t>
+      </w:r>
+    </w:p>
+    <w:p>
+      <w:pPr>
+        <w:pStyle w:val="BodyText"/>
+      </w:pPr>
+      <w:r>
+        <w:rPr>
+          <w:b/>
+          <w:bCs/>
+        </w:rPr>
+        <w:t>Prediction:</w:t>
+      </w:r>
+      <w:r>
+        <w:t xml:space="preserve"> the cell </w:t>
+      </w:r>
+      <w:r>
+        <w:rPr>
+          <w:rStyle w:val="VerbatimChar"/>
+        </w:rPr>
+        <w:t>counter = counter + 1</w:t>
+      </w:r>
+      <w:r>
+        <w:t xml:space="preserve"> will print 1 every time I run it.</w:t>
+      </w:r>
+    </w:p>
+    <w:p>
+      <w:pPr>
+        <w:pStyle w:val="BodyText"/>
+      </w:pPr>
+      <w:r>
+        <w:rPr>
+          <w:b/>
+          <w:bCs/>
+        </w:rPr>
+        <w:t>What happened:</w:t>
+      </w:r>
+      <w:r>
+        <w:t xml:space="preserve"> it printed 1, then 2, then 3. The cell adds to whatever </w:t>
+      </w:r>
+      <w:r>
+        <w:rPr>
+          <w:rStyle w:val="VerbatimChar"/>
+        </w:rPr>
+        <w:t>counter</w:t>
+      </w:r>
+      <w:r>
+        <w:t xml:space="preserve"> was left as by the last run, not to the value set in the cell above it.</w:t>
+      </w:r>
+    </w:p>
+    <w:p>
+      <w:pPr>
+        <w:pStyle w:val="BodyText"/>
+      </w:pPr>
+      <w:r>
+        <w:rPr>
+          <w:b/>
+          <w:bCs/>
+        </w:rPr>
+        <w:lastRenderedPageBreak/>
+        <w:t>Problems and fixes:</w:t>
+      </w:r>
+      <w:r>
+        <w:t xml:space="preserve"> none yet, but this explains the "it worked a minute ago" problem. Runtime → Restart session and run all brings it back to 1.</w:t>
+      </w:r>
+    </w:p>
+    <w:p>
+      <w:pPr>
+        <w:pStyle w:val="BodyText"/>
+      </w:pPr>
+      <w:r>
+        <w:rPr>
+          <w:b/>
+          <w:bCs/>
+        </w:rPr>
+        <w:t>Decisions:</w:t>
+      </w:r>
+      <w:r>
+        <w:t xml:space="preserve"> I'll restart and run all before trusting any result, and before submitting.</w:t>
+      </w:r>
+    </w:p>
+    <w:p>
+      <w:pPr>
+        <w:pStyle w:val="BodyText"/>
+      </w:pPr>
+      <w:r>
+        <w:rPr>
+          <w:b/>
+          <w:bCs/>
+        </w:rPr>
+        <w:t>Open q</w:t>
+      </w:r>
+      <w:r>
+        <w:rPr>
+          <w:b/>
+          <w:bCs/>
+        </w:rPr>
+        <w:t>uestions:</w:t>
+      </w:r>
+      <w:r>
+        <w:t xml:space="preserve"> does </w:t>
+      </w:r>
+      <w:proofErr w:type="spellStart"/>
+      <w:r>
+        <w:t>Colab</w:t>
+      </w:r>
+      <w:proofErr w:type="spellEnd"/>
+      <w:r>
+        <w:t xml:space="preserve"> ever restart a session by itself? (Yes: after idling, or after 12 hours.)</w:t>
+      </w:r>
+    </w:p>
+    <w:p>
+      <w:pPr>
+        <w:pStyle w:val="BodyText"/>
+      </w:pPr>
+    </w:p>
+    <w:p>
+      <w:pPr>
+        <w:pStyle w:val="Heading2"/>
+      </w:pPr>
+      <w:bookmarkStart w:id="4" w:name="week-1-lab"/>
+      <w:bookmarkEnd w:id="3"/>
+      <w:r>
+        <w:t>Week 1 lab</w:t>
       </w:r>
     </w:p>
     <w:p>
@@ -541,20 +763,31 @@
       </w:pPr>
       <w:r>
         <w:rPr>
+          <w:i/>
           <w:iCs/>
-          <w:i/>
-        </w:rPr>
-        <w:t xml:space="preserve">A few lines per heading is enough. Write as you go; don't tidy it up afterwards. Mistakes and wrong predictions stay in: they are the useful part.</w:t>
-      </w:r>
-    </w:p>
-    <w:bookmarkEnd w:id="21"/>
-    <w:bookmarkStart w:id="22" w:name="example-entry"/>
-    <w:p>
-      <w:pPr>
-        <w:pStyle w:val="Heading2"/>
-      </w:pPr>
-      <w:r>
-        <w:t xml:space="preserve">Example entry</w:t>
+        </w:rPr>
+        <w:t>Prompts for today's session. Answer each one at the point it comes up, not at the end.</w:t>
+      </w:r>
+    </w:p>
+    <w:p>
+      <w:pPr>
+        <w:pStyle w:val="BodyText"/>
+      </w:pPr>
+      <w:r>
+        <w:rPr>
+          <w:b/>
+          <w:bCs/>
+        </w:rPr>
+        <w:t>Date:</w:t>
+      </w:r>
+    </w:p>
+    <w:p>
+      <w:pPr>
+        <w:pStyle w:val="Heading3"/>
+      </w:pPr>
+      <w:bookmarkStart w:id="5" w:name="tidal-hook"/>
+      <w:r>
+        <w:t>Tidal hook</w:t>
       </w:r>
     </w:p>
     <w:p>
@@ -563,10 +796,13 @@
       </w:pPr>
       <w:r>
         <w:rPr>
-          <w:iCs/>
-          <w:i/>
-        </w:rPr>
-        <w:t xml:space="preserve">A short example, using the first exercise in week1_setup. Delete it once you've written your own.</w:t>
+          <w:b/>
+          <w:bCs/>
+        </w:rPr>
+        <w:t>Before the reveal:</w:t>
+      </w:r>
+      <w:r>
+        <w:t xml:space="preserve"> signal or noise? Your answer and one reason.</w:t>
       </w:r>
     </w:p>
     <w:p>
@@ -575,32 +811,63 @@
       </w:pPr>
       <w:r>
         <w:rPr>
+          <w:b/>
           <w:bCs/>
+        </w:rPr>
+        <w:t>After the histogram:</w:t>
+      </w:r>
+      <w:r>
+        <w:t xml:space="preserve"> what shape did you expect, and what did you get?</w:t>
+      </w:r>
+    </w:p>
+    <w:p>
+      <w:pPr>
+        <w:pStyle w:val="Heading3"/>
+      </w:pPr>
+      <w:bookmarkStart w:id="6" w:name="foundations"/>
+      <w:bookmarkEnd w:id="5"/>
+      <w:r>
+        <w:t>Foundations</w:t>
+      </w:r>
+    </w:p>
+    <w:p>
+      <w:pPr>
+        <w:pStyle w:val="FirstParagraph"/>
+      </w:pPr>
+      <w:r>
+        <w:rPr>
           <w:b/>
-        </w:rPr>
-        <w:t xml:space="preserve">Date:</w:t>
-      </w:r>
-      <w:r>
-        <w:t xml:space="preserve"> </w:t>
-      </w:r>
-      <w:r>
-        <w:t xml:space="preserve">Week 1 lab.</w:t>
-      </w:r>
-      <w:r>
-        <w:t xml:space="preserve"> </w:t>
-      </w:r>
-      <w:r>
-        <w:rPr>
           <w:bCs/>
+        </w:rPr>
+        <w:t>Naive vs Welford variance</w:t>
+      </w:r>
+      <w:r>
+        <w:t xml:space="preserve"> on the large-offset data: the two values, which one failed, and by how much.</w:t>
+      </w:r>
+    </w:p>
+    <w:p>
+      <w:pPr>
+        <w:pStyle w:val="Heading3"/>
+      </w:pPr>
+      <w:bookmarkStart w:id="7" w:name="euler-vs-rk4"/>
+      <w:bookmarkEnd w:id="6"/>
+      <w:r>
+        <w:t>Euler vs RK4</w:t>
+      </w:r>
+    </w:p>
+    <w:p>
+      <w:pPr>
+        <w:pStyle w:val="FirstParagraph"/>
+      </w:pPr>
+      <w:r>
+        <w:rPr>
           <w:b/>
-        </w:rPr>
-        <w:t xml:space="preserve">Notebook:</w:t>
-      </w:r>
-      <w:r>
-        <w:t xml:space="preserve"> </w:t>
-      </w:r>
-      <w:r>
-        <w:t xml:space="preserve">week1_setup, Section 3 (link in the table above).</w:t>
+          <w:bCs/>
+        </w:rPr>
+        <w:t>Before Round 1:</w:t>
+      </w:r>
+      <w:r>
+        <w:t xml:space="preserve"> which method do you predict will be more accurate, and why?</w:t>
       </w:r>
     </w:p>
     <w:p>
@@ -609,375 +876,104 @@
       </w:pPr>
       <w:r>
         <w:rPr>
+          <w:b/>
           <w:bCs/>
+        </w:rPr>
+        <w:t>After "break it":</w:t>
+      </w:r>
+      <w:r>
+        <w:t xml:space="preserve"> at what step size did each method go wrong?</w:t>
+      </w:r>
+    </w:p>
+    <w:p>
+      <w:pPr>
+        <w:pStyle w:val="BodyText"/>
+      </w:pPr>
+      <w:r>
+        <w:rPr>
           <w:b/>
-        </w:rPr>
-        <w:t xml:space="preserve">Aim:</w:t>
-      </w:r>
-      <w:r>
-        <w:t xml:space="preserve"> </w:t>
-      </w:r>
-      <w:r>
-        <w:t xml:space="preserve">see what "execution order" means in a notebook.</w:t>
-      </w:r>
-    </w:p>
-    <w:p>
-      <w:pPr>
-        <w:pStyle w:val="BodyText"/>
-      </w:pPr>
-      <w:r>
-        <w:rPr>
           <w:bCs/>
+        </w:rPr>
+        <w:t>Your verdict</w:t>
+      </w:r>
+      <w:r>
+        <w:t>, in your own words (copy it from the notebook).</w:t>
+      </w:r>
+    </w:p>
+    <w:p>
+      <w:pPr>
+        <w:pStyle w:val="Heading3"/>
+      </w:pPr>
+      <w:bookmarkStart w:id="8" w:name="end-of-session"/>
+      <w:bookmarkEnd w:id="7"/>
+      <w:r>
+        <w:t>End of session</w:t>
+      </w:r>
+    </w:p>
+    <w:p>
+      <w:pPr>
+        <w:pStyle w:val="FirstParagraph"/>
+      </w:pPr>
+      <w:r>
+        <w:rPr>
           <w:b/>
-        </w:rPr>
-        <w:t xml:space="preserve">Prediction:</w:t>
-      </w:r>
-      <w:r>
-        <w:t xml:space="preserve"> </w:t>
-      </w:r>
-      <w:r>
-        <w:t xml:space="preserve">the cell</w:t>
-      </w:r>
-      <w:r>
-        <w:t xml:space="preserve"> </w:t>
-      </w:r>
-      <w:r>
-        <w:rPr>
-          <w:rStyle w:val="VerbatimChar"/>
-        </w:rPr>
-        <w:t xml:space="preserve">counter = counter + 1</w:t>
-      </w:r>
-      <w:r>
-        <w:t xml:space="preserve"> </w:t>
-      </w:r>
-      <w:r>
-        <w:t xml:space="preserve">will print 1 every time I run it.</w:t>
-      </w:r>
-    </w:p>
-    <w:p>
-      <w:pPr>
-        <w:pStyle w:val="BodyText"/>
-      </w:pPr>
-      <w:r>
-        <w:rPr>
           <w:bCs/>
-          <w:b/>
-        </w:rPr>
-        <w:t xml:space="preserve">What happened:</w:t>
-      </w:r>
-      <w:r>
-        <w:t xml:space="preserve"> </w:t>
-      </w:r>
-      <w:r>
-        <w:t xml:space="preserve">it printed 1, then 2, then 3. The cell adds to whatever</w:t>
-      </w:r>
-      <w:r>
-        <w:t xml:space="preserve"> </w:t>
-      </w:r>
-      <w:r>
-        <w:rPr>
-          <w:rStyle w:val="VerbatimChar"/>
-        </w:rPr>
-        <w:t xml:space="preserve">counter</w:t>
-      </w:r>
-      <w:r>
-        <w:t xml:space="preserve"> </w:t>
-      </w:r>
-      <w:r>
-        <w:t xml:space="preserve">was left as by the last run, not to the value set in the cell above it.</w:t>
-      </w:r>
-    </w:p>
-    <w:p>
-      <w:pPr>
-        <w:pStyle w:val="BodyText"/>
-      </w:pPr>
-      <w:r>
-        <w:rPr>
-          <w:bCs/>
-          <w:b/>
-        </w:rPr>
-        <w:t xml:space="preserve">Problems and fixes:</w:t>
-      </w:r>
-      <w:r>
-        <w:t xml:space="preserve"> </w:t>
-      </w:r>
-      <w:r>
-        <w:t xml:space="preserve">none yet, but this explains the "it worked a minute ago" problem. Runtime → Restart session and run all brings it back to 1.</w:t>
-      </w:r>
-    </w:p>
-    <w:p>
-      <w:pPr>
-        <w:pStyle w:val="BodyText"/>
-      </w:pPr>
-      <w:r>
-        <w:rPr>
-          <w:bCs/>
-          <w:b/>
-        </w:rPr>
-        <w:t xml:space="preserve">Decisions:</w:t>
-      </w:r>
-      <w:r>
-        <w:t xml:space="preserve"> </w:t>
-      </w:r>
-      <w:r>
-        <w:t xml:space="preserve">I'll restart and run all before trusting any result, and before submitting.</w:t>
-      </w:r>
-    </w:p>
-    <w:p>
-      <w:pPr>
-        <w:pStyle w:val="BodyText"/>
-      </w:pPr>
-      <w:r>
-        <w:rPr>
-          <w:bCs/>
-          <w:b/>
-        </w:rPr>
-        <w:t xml:space="preserve">Questions:</w:t>
-      </w:r>
-      <w:r>
-        <w:t xml:space="preserve"> </w:t>
-      </w:r>
-      <w:r>
-        <w:t xml:space="preserve">does Colab ever restart a session by itself? (Yes: after idling, or after 12 hours.)</w:t>
-      </w:r>
-    </w:p>
-    <w:bookmarkEnd w:id="22"/>
-    <w:bookmarkStart w:id="27" w:name="week-1-lab"/>
-    <w:p>
-      <w:pPr>
-        <w:pStyle w:val="Heading2"/>
-      </w:pPr>
-      <w:r>
-        <w:t xml:space="preserve">Week 1 lab</w:t>
-      </w:r>
-    </w:p>
-    <w:p>
-      <w:pPr>
-        <w:pStyle w:val="FirstParagraph"/>
-      </w:pPr>
-      <w:r>
-        <w:rPr>
-          <w:iCs/>
-          <w:i/>
-        </w:rPr>
-        <w:t xml:space="preserve">Prompts for today's session. Answer each one at the point it comes up, not at the end.</w:t>
-      </w:r>
-    </w:p>
-    <w:p>
-      <w:pPr>
-        <w:pStyle w:val="BodyText"/>
-      </w:pPr>
-      <w:r>
-        <w:rPr>
-          <w:bCs/>
-          <w:b/>
-        </w:rPr>
-        <w:t xml:space="preserve">Date:</w:t>
-      </w:r>
-    </w:p>
-    <w:bookmarkStart w:id="23" w:name="tidal-hook"/>
-    <w:p>
-      <w:pPr>
-        <w:pStyle w:val="Heading3"/>
-      </w:pPr>
-      <w:r>
-        <w:t xml:space="preserve">Tidal hook</w:t>
-      </w:r>
-    </w:p>
-    <w:p>
-      <w:pPr>
-        <w:pStyle w:val="FirstParagraph"/>
-      </w:pPr>
-      <w:r>
-        <w:rPr>
-          <w:bCs/>
-          <w:b/>
-        </w:rPr>
-        <w:t xml:space="preserve">Before the reveal:</w:t>
-      </w:r>
-      <w:r>
-        <w:t xml:space="preserve"> </w:t>
-      </w:r>
-      <w:r>
-        <w:t xml:space="preserve">signal or noise? Your answer and one reason.</w:t>
-      </w:r>
-    </w:p>
-    <w:p>
-      <w:pPr>
-        <w:pStyle w:val="BodyText"/>
-      </w:pPr>
-      <w:r>
-        <w:rPr>
-          <w:bCs/>
-          <w:b/>
-        </w:rPr>
-        <w:t xml:space="preserve">After the histogram:</w:t>
-      </w:r>
-      <w:r>
-        <w:t xml:space="preserve"> </w:t>
-      </w:r>
-      <w:r>
-        <w:t xml:space="preserve">what shape did you expect, and what did you get?</w:t>
-      </w:r>
-    </w:p>
-    <w:bookmarkEnd w:id="23"/>
-    <w:bookmarkStart w:id="24" w:name="foundations"/>
-    <w:p>
-      <w:pPr>
-        <w:pStyle w:val="Heading3"/>
-      </w:pPr>
-      <w:r>
-        <w:t xml:space="preserve">Foundations</w:t>
-      </w:r>
-    </w:p>
-    <w:p>
-      <w:pPr>
-        <w:pStyle w:val="FirstParagraph"/>
-      </w:pPr>
-      <w:r>
-        <w:rPr>
-          <w:bCs/>
-          <w:b/>
-        </w:rPr>
-        <w:t xml:space="preserve">Naive vs Welford variance</w:t>
-      </w:r>
-      <w:r>
-        <w:t xml:space="preserve"> </w:t>
-      </w:r>
-      <w:r>
-        <w:t xml:space="preserve">on the large-offset data: the two values, which one failed, and by how much.</w:t>
-      </w:r>
-    </w:p>
-    <w:bookmarkEnd w:id="24"/>
-    <w:bookmarkStart w:id="25" w:name="euler-vs-rk4"/>
-    <w:p>
-      <w:pPr>
-        <w:pStyle w:val="Heading3"/>
-      </w:pPr>
-      <w:r>
-        <w:t xml:space="preserve">Euler vs RK4</w:t>
-      </w:r>
-    </w:p>
-    <w:p>
-      <w:pPr>
-        <w:pStyle w:val="FirstParagraph"/>
-      </w:pPr>
-      <w:r>
-        <w:rPr>
-          <w:bCs/>
-          <w:b/>
-        </w:rPr>
-        <w:t xml:space="preserve">Before Round 1:</w:t>
-      </w:r>
-      <w:r>
-        <w:t xml:space="preserve"> </w:t>
-      </w:r>
-      <w:r>
-        <w:t xml:space="preserve">which method do you predict will be more accurate, and why?</w:t>
-      </w:r>
-    </w:p>
-    <w:p>
-      <w:pPr>
-        <w:pStyle w:val="BodyText"/>
-      </w:pPr>
-      <w:r>
-        <w:rPr>
-          <w:bCs/>
-          <w:b/>
-        </w:rPr>
-        <w:t xml:space="preserve">After "break it":</w:t>
-      </w:r>
-      <w:r>
-        <w:t xml:space="preserve"> </w:t>
-      </w:r>
-      <w:r>
-        <w:t xml:space="preserve">at what step size did each method go wrong?</w:t>
-      </w:r>
-    </w:p>
-    <w:p>
-      <w:pPr>
-        <w:pStyle w:val="BodyText"/>
-      </w:pPr>
-      <w:r>
-        <w:rPr>
-          <w:bCs/>
-          <w:b/>
-        </w:rPr>
-        <w:t xml:space="preserve">Your verdict</w:t>
-      </w:r>
-      <w:r>
-        <w:t xml:space="preserve">, in your own words (copy it from the notebook).</w:t>
-      </w:r>
-    </w:p>
-    <w:bookmarkEnd w:id="25"/>
-    <w:bookmarkStart w:id="26" w:name="end-of-session"/>
-    <w:p>
-      <w:pPr>
-        <w:pStyle w:val="Heading3"/>
-      </w:pPr>
-      <w:r>
-        <w:t xml:space="preserve">End of session</w:t>
-      </w:r>
-    </w:p>
-    <w:p>
-      <w:pPr>
-        <w:pStyle w:val="FirstParagraph"/>
-      </w:pPr>
-      <w:r>
-        <w:rPr>
-          <w:bCs/>
-          <w:b/>
-        </w:rPr>
-        <w:t xml:space="preserve">One thing you want the 1b lecture to explain:</w:t>
-      </w:r>
-    </w:p>
-    <w:bookmarkEnd w:id="26"/>
-    <w:bookmarkEnd w:id="27"/>
-    <w:bookmarkStart w:id="28" w:name="week-2"/>
-    <w:p>
-      <w:pPr>
-        <w:pStyle w:val="Heading2"/>
-      </w:pPr>
-      <w:r>
-        <w:t xml:space="preserve">Week 2</w:t>
-      </w:r>
-    </w:p>
-    <w:p>
-      <w:pPr>
-        <w:pStyle w:val="FirstParagraph"/>
-      </w:pPr>
-      <w:r>
-        <w:rPr>
-          <w:iCs/>
-          <w:i/>
-        </w:rPr>
-        <w:t xml:space="preserve">Start each new entry with a heading like this one, so the document outline (View → Show outline) becomes a contents page.</w:t>
-      </w:r>
-    </w:p>
-    <w:bookmarkEnd w:id="28"/>
-    <w:bookmarkEnd w:id="29"/>
-    <w:sectPr/>
+        </w:rPr>
+        <w:t>One thing you want the 1b lecture to explain:</w:t>
+      </w:r>
+      <w:bookmarkStart w:id="9" w:name="week-2"/>
+      <w:bookmarkEnd w:id="0"/>
+      <w:bookmarkEnd w:id="4"/>
+      <w:bookmarkEnd w:id="8"/>
+      <w:bookmarkEnd w:id="9"/>
+    </w:p>
+    <w:sectPr>
+      <w:pgSz w:w="12240" w:h="15840"/>
+      <w:pgMar w:top="1440" w:right="1440" w:bottom="1440" w:left="1440" w:header="720" w:footer="720" w:gutter="0"/>
+      <w:cols w:space="720"/>
+    </w:sectPr>
   </w:body>
 </w:document>
 </file>
 
-<file path=word/comments.xml><?xml version="1.0" encoding="utf-8"?>
-<w:comments xmlns:w="http://schemas.openxmlformats.org/wordprocessingml/2006/main" xmlns:m="http://schemas.openxmlformats.org/officeDocument/2006/math" xmlns:r="http://schemas.openxmlformats.org/officeDocument/2006/relationships" xmlns:o="urn:schemas-microsoft-com:office:office" xmlns:v="urn:schemas-microsoft-com:vml" xmlns:w10="urn:schemas-microsoft-com:office:word" xmlns:a="http://schemas.openxmlformats.org/drawingml/2006/main" xmlns:pic="http://schemas.openxmlformats.org/drawingml/2006/picture" xmlns:wp="http://schemas.openxmlformats.org/drawingml/2006/wordprocessingDrawing"/>
+<file path=word/endnotes.xml><?xml version="1.0" encoding="utf-8"?>
+<w:endnotes xmlns:wpc="http://schemas.microsoft.com/office/word/2010/wordprocessingCanvas" xmlns:cx="http://schemas.microsoft.com/office/drawing/2014/chartex" xmlns:cx1="http://schemas.microsoft.com/office/drawing/2015/9/8/chartex" xmlns:cx2="http://schemas.microsoft.com/office/drawing/2015/10/21/chartex" xmlns:cx3="http://schemas.microsoft.com/office/drawing/2016/5/9/chartex" xmlns:cx4="http://schemas.microsoft.com/office/drawing/2016/5/10/chartex" xmlns:cx5="http://schemas.microsoft.com/office/drawing/2016/5/11/chartex" xmlns:cx6="http://schemas.microsoft.com/office/drawing/2016/5/12/chartex" xmlns:cx7="http://schemas.microsoft.com/office/drawing/2016/5/13/chartex" xmlns:cx8="http://schemas.microsoft.com/office/drawing/2016/5/14/chartex" xmlns:mc="http://schemas.openxmlformats.org/markup-compatibility/2006" xmlns:m="http://schemas.openxmlformats.org/officeDocument/2006/math" xmlns:aink="http://schemas.microsoft.com/office/drawing/2016/ink" xmlns:am3d="http://schemas.microsoft.com/office/drawing/2017/model3d" xmlns:oel="http://schemas.microsoft.com/office/2019/extlst" xmlns:r="http://schemas.openxmlformats.org/officeDocument/2006/relationships" xmlns:wp14="http://schemas.microsoft.com/office/word/2010/wordprocessingDrawing" xmlns:wp="http://schemas.openxmlformats.org/drawingml/2006/wordprocessingDrawing" xmlns:wpg="http://schemas.microsoft.com/office/word/2010/wordprocessingGroup" xmlns:wpi="http://schemas.microsoft.com/office/word/2010/wordprocessingInk" xmlns:wps="http://schemas.microsoft.com/office/word/2010/wordprocessingShape" xmlns:o="urn:schemas-microsoft-com:office:office" xmlns:v="urn:schemas-microsoft-com:vml" xmlns:w10="urn:schemas-microsoft-com:office:word" xmlns:w="http://schemas.openxmlformats.org/wordprocessingml/2006/main" xmlns:w14="http://schemas.microsoft.com/office/word/2010/wordml" xmlns:w15="http://schemas.microsoft.com/office/word/2012/wordml" xmlns:w16cex="http://schemas.microsoft.com/office/word/2018/wordml/cex" xmlns:w16cid="http://schemas.microsoft.com/office/word/2016/wordml/cid" xmlns:w16="http://schemas.microsoft.com/office/word/2018/wordml" xmlns:w16sdtdh="http://schemas.microsoft.com/office/word/2020/wordml/sdtdatahash" xmlns:w16sdtfl="http://schemas.microsoft.com/office/word/2024/wordml/sdtformatlock" xmlns:w16se="http://schemas.microsoft.com/office/word/2015/wordml/symex" xmlns:w16du="http://schemas.microsoft.com/office/word/2023/wordml/word16du" xmlns:wne="http://schemas.microsoft.com/office/word/2006/wordml" mc:Ignorable="w14 w15 w16se w16cid w16 w16cex w16sdtdh w16sdtfl w16du wp14">
+  <w:endnote w:type="separator" w:id="-1">
+    <w:p>
+      <w:pPr>
+        <w:spacing w:after="0"/>
+      </w:pPr>
+      <w:r>
+        <w:separator/>
+      </w:r>
+    </w:p>
+  </w:endnote>
+  <w:endnote w:type="continuationSeparator" w:id="0">
+    <w:p>
+      <w:pPr>
+        <w:spacing w:after="0"/>
+      </w:pPr>
+      <w:r>
+        <w:continuationSeparator/>
+      </w:r>
+    </w:p>
+  </w:endnote>
+</w:endnotes>
 </file>
 
 <file path=word/footnotes.xml><?xml version="1.0" encoding="utf-8"?>
-<w:footnotes xmlns:w="http://schemas.openxmlformats.org/wordprocessingml/2006/main" xmlns:m="http://schemas.openxmlformats.org/officeDocument/2006/math" xmlns:r="http://schemas.openxmlformats.org/officeDocument/2006/relationships" xmlns:o="urn:schemas-microsoft-com:office:office" xmlns:v="urn:schemas-microsoft-com:vml" xmlns:w10="urn:schemas-microsoft-com:office:word" xmlns:a="http://schemas.openxmlformats.org/drawingml/2006/main" xmlns:pic="http://schemas.openxmlformats.org/drawingml/2006/picture" xmlns:wp="http://schemas.openxmlformats.org/drawingml/2006/wordprocessingDrawing">
+<w:footnotes xmlns:wpc="http://schemas.microsoft.com/office/word/2010/wordprocessingCanvas" xmlns:cx="http://schemas.microsoft.com/office/drawing/2014/chartex" xmlns:cx1="http://schemas.microsoft.com/office/drawing/2015/9/8/chartex" xmlns:cx2="http://schemas.microsoft.com/office/drawing/2015/10/21/chartex" xmlns:cx3="http://schemas.microsoft.com/office/drawing/2016/5/9/chartex" xmlns:cx4="http://schemas.microsoft.com/office/drawing/2016/5/10/chartex" xmlns:cx5="http://schemas.microsoft.com/office/drawing/2016/5/11/chartex" xmlns:cx6="http://schemas.microsoft.com/office/drawing/2016/5/12/chartex" xmlns:cx7="http://schemas.microsoft.com/office/drawing/2016/5/13/chartex" xmlns:cx8="http://schemas.microsoft.com/office/drawing/2016/5/14/chartex" xmlns:mc="http://schemas.openxmlformats.org/markup-compatibility/2006" xmlns:m="http://schemas.openxmlformats.org/officeDocument/2006/math" xmlns:aink="http://schemas.microsoft.com/office/drawing/2016/ink" xmlns:am3d="http://schemas.microsoft.com/office/drawing/2017/model3d" xmlns:oel="http://schemas.microsoft.com/office/2019/extlst" xmlns:r="http://schemas.openxmlformats.org/officeDocument/2006/relationships" xmlns:wp14="http://schemas.microsoft.com/office/word/2010/wordprocessingDrawing" xmlns:wp="http://schemas.openxmlformats.org/drawingml/2006/wordprocessingDrawing" xmlns:wpg="http://schemas.microsoft.com/office/word/2010/wordprocessingGroup" xmlns:wpi="http://schemas.microsoft.com/office/word/2010/wordprocessingInk" xmlns:wps="http://schemas.microsoft.com/office/word/2010/wordprocessingShape" xmlns:o="urn:schemas-microsoft-com:office:office" xmlns:v="urn:schemas-microsoft-com:vml" xmlns:w10="urn:schemas-microsoft-com:office:word" xmlns:w="http://schemas.openxmlformats.org/wordprocessingml/2006/main" xmlns:w14="http://schemas.microsoft.com/office/word/2010/wordml" xmlns:w15="http://schemas.microsoft.com/office/word/2012/wordml" xmlns:w16cex="http://schemas.microsoft.com/office/word/2018/wordml/cex" xmlns:w16cid="http://schemas.microsoft.com/office/word/2016/wordml/cid" xmlns:w16="http://schemas.microsoft.com/office/word/2018/wordml" xmlns:w16sdtdh="http://schemas.microsoft.com/office/word/2020/wordml/sdtdatahash" xmlns:w16sdtfl="http://schemas.microsoft.com/office/word/2024/wordml/sdtformatlock" xmlns:w16se="http://schemas.microsoft.com/office/word/2015/wordml/symex" xmlns:w16du="http://schemas.microsoft.com/office/word/2023/wordml/word16du" xmlns:wne="http://schemas.microsoft.com/office/word/2006/wordml" mc:Ignorable="w14 w15 w16se w16cid w16 w16cex w16sdtdh w16sdtfl w16du wp14">
+  <w:footnote w:type="separator" w:id="-1">
+    <w:p>
+      <w:r>
+        <w:separator/>
+      </w:r>
+    </w:p>
+  </w:footnote>
   <w:footnote w:type="continuationSeparator" w:id="0">
     <w:p>
       <w:r>
         <w:continuationSeparator/>
-      </w:r>
-    </w:p>
-  </w:footnote>
-  <w:footnote w:type="separator" w:id="-1">
-    <w:p>
-      <w:r>
-        <w:separator/>
       </w:r>
     </w:p>
   </w:footnote>
@@ -985,10 +981,11 @@
 </file>
 
 <file path=word/numbering.xml><?xml version="1.0" encoding="utf-8"?>
-<w:numbering xmlns:w="http://schemas.openxmlformats.org/wordprocessingml/2006/main">
-  <w:abstractNum w:abstractNumId="990">
-    <w:nsid w:val="A990"/>
+<w:numbering xmlns:wpc="http://schemas.microsoft.com/office/word/2010/wordprocessingCanvas" xmlns:cx="http://schemas.microsoft.com/office/drawing/2014/chartex" xmlns:cx1="http://schemas.microsoft.com/office/drawing/2015/9/8/chartex" xmlns:cx2="http://schemas.microsoft.com/office/drawing/2015/10/21/chartex" xmlns:cx3="http://schemas.microsoft.com/office/drawing/2016/5/9/chartex" xmlns:cx4="http://schemas.microsoft.com/office/drawing/2016/5/10/chartex" xmlns:cx5="http://schemas.microsoft.com/office/drawing/2016/5/11/chartex" xmlns:cx6="http://schemas.microsoft.com/office/drawing/2016/5/12/chartex" xmlns:cx7="http://schemas.microsoft.com/office/drawing/2016/5/13/chartex" xmlns:cx8="http://schemas.microsoft.com/office/drawing/2016/5/14/chartex" xmlns:mc="http://schemas.openxmlformats.org/markup-compatibility/2006" xmlns:m="http://schemas.openxmlformats.org/officeDocument/2006/math" xmlns:aink="http://schemas.microsoft.com/office/drawing/2016/ink" xmlns:am3d="http://schemas.microsoft.com/office/drawing/2017/model3d" xmlns:oel="http://schemas.microsoft.com/office/2019/extlst" xmlns:r="http://schemas.openxmlformats.org/officeDocument/2006/relationships" xmlns:wp14="http://schemas.microsoft.com/office/word/2010/wordprocessingDrawing" xmlns:wp="http://schemas.openxmlformats.org/drawingml/2006/wordprocessingDrawing" xmlns:wpg="http://schemas.microsoft.com/office/word/2010/wordprocessingGroup" xmlns:wpi="http://schemas.microsoft.com/office/word/2010/wordprocessingInk" xmlns:wps="http://schemas.microsoft.com/office/word/2010/wordprocessingShape" xmlns:o="urn:schemas-microsoft-com:office:office" xmlns:v="urn:schemas-microsoft-com:vml" xmlns:w10="urn:schemas-microsoft-com:office:word" xmlns:w="http://schemas.openxmlformats.org/wordprocessingml/2006/main" xmlns:w14="http://schemas.microsoft.com/office/word/2010/wordml" xmlns:w15="http://schemas.microsoft.com/office/word/2012/wordml" xmlns:w16cex="http://schemas.microsoft.com/office/word/2018/wordml/cex" xmlns:w16cid="http://schemas.microsoft.com/office/word/2016/wordml/cid" xmlns:w16="http://schemas.microsoft.com/office/word/2018/wordml" xmlns:w16sdtdh="http://schemas.microsoft.com/office/word/2020/wordml/sdtdatahash" xmlns:w16sdtfl="http://schemas.microsoft.com/office/word/2024/wordml/sdtformatlock" xmlns:w16se="http://schemas.microsoft.com/office/word/2015/wordml/symex" xmlns:w16du="http://schemas.microsoft.com/office/word/2023/wordml/word16du" xmlns:wne="http://schemas.microsoft.com/office/word/2006/wordml" mc:Ignorable="w14 w15 w16se w16cid w16 w16cex w16sdtdh w16sdtfl w16du wp14">
+  <w:abstractNum w:abstractNumId="0" w15:restartNumberingAfterBreak="0">
+    <w:nsid w:val="0000A990"/>
     <w:multiLevelType w:val="multilevel"/>
+    <w:tmpl w:val="93B28354"/>
     <w:lvl w:ilvl="0">
       <w:numFmt w:val="bullet"/>
       <w:lvlText w:val=" "/>
@@ -1062,9 +1059,10 @@
       </w:pPr>
     </w:lvl>
   </w:abstractNum>
-  <w:abstractNum w:abstractNumId="991">
-    <w:nsid w:val="A991"/>
+  <w:abstractNum w:abstractNumId="1" w15:restartNumberingAfterBreak="0">
+    <w:nsid w:val="0000A991"/>
     <w:multiLevelType w:val="multilevel"/>
+    <w:tmpl w:val="53D8FBDA"/>
     <w:lvl w:ilvl="0">
       <w:numFmt w:val="bullet"/>
       <w:lvlText w:val="•"/>
@@ -1138,24 +1136,24 @@
       </w:pPr>
     </w:lvl>
   </w:abstractNum>
-  <w:num w:numId="1000">
-    <w:abstractNumId w:val="990"/>
+  <w:num w:numId="1" w16cid:durableId="1603761741">
+    <w:abstractNumId w:val="0"/>
   </w:num>
-  <w:num w:numId="1001">
-    <w:abstractNumId w:val="991"/>
+  <w:num w:numId="2" w16cid:durableId="1391734843">
+    <w:abstractNumId w:val="1"/>
   </w:num>
 </w:numbering>
 </file>
 
 <file path=word/styles.xml><?xml version="1.0" encoding="utf-8"?>
-<w:styles xmlns:r="http://schemas.openxmlformats.org/officeDocument/2006/relationships" xmlns:w="http://schemas.openxmlformats.org/wordprocessingml/2006/main">
+<w:styles xmlns:mc="http://schemas.openxmlformats.org/markup-compatibility/2006" xmlns:r="http://schemas.openxmlformats.org/officeDocument/2006/relationships" xmlns:w="http://schemas.openxmlformats.org/wordprocessingml/2006/main" xmlns:w14="http://schemas.microsoft.com/office/word/2010/wordml" xmlns:w15="http://schemas.microsoft.com/office/word/2012/wordml" xmlns:w16cex="http://schemas.microsoft.com/office/word/2018/wordml/cex" xmlns:w16cid="http://schemas.microsoft.com/office/word/2016/wordml/cid" xmlns:w16="http://schemas.microsoft.com/office/word/2018/wordml" xmlns:w16sdtdh="http://schemas.microsoft.com/office/word/2020/wordml/sdtdatahash" xmlns:w16sdtfl="http://schemas.microsoft.com/office/word/2024/wordml/sdtformatlock" xmlns:w16se="http://schemas.microsoft.com/office/word/2015/wordml/symex" xmlns:w16du="http://schemas.microsoft.com/office/word/2023/wordml/word16du" mc:Ignorable="w14 w15 w16se w16cid w16 w16cex w16sdtdh w16sdtfl w16du">
   <w:docDefaults>
     <w:rPrDefault>
       <w:rPr>
-        <w:rFonts w:asciiTheme="minorHAnsi" w:cstheme="minorBidi" w:eastAsiaTheme="minorHAnsi" w:hAnsiTheme="minorHAnsi"/>
+        <w:rFonts w:asciiTheme="minorHAnsi" w:eastAsiaTheme="minorHAnsi" w:hAnsiTheme="minorHAnsi" w:cstheme="minorBidi"/>
         <w:sz w:val="24"/>
         <w:szCs w:val="24"/>
-        <w:lang w:bidi="ar-SA" w:eastAsia="en-US" w:val="en-US"/>
+        <w:lang w:val="en-US" w:eastAsia="en-US" w:bidi="ar-SA"/>
       </w:rPr>
     </w:rPrDefault>
     <w:pPrDefault>
@@ -1164,35 +1162,478 @@
       </w:pPr>
     </w:pPrDefault>
   </w:docDefaults>
-  <w:latentStyles w:count="276" w:defLockedState="0" w:defQFormat="0" w:defSemiHidden="0" w:defUIPriority="0" w:defUnhideWhenUsed="0"/>
-  <w:style w:default="1" w:styleId="Normal" w:type="paragraph">
+  <w:latentStyles w:defLockedState="0" w:defUIPriority="0" w:defSemiHidden="0" w:defUnhideWhenUsed="0" w:defQFormat="0" w:count="376">
+    <w:lsdException w:name="Normal Table" w:semiHidden="1" w:unhideWhenUsed="1"/>
+    <w:lsdException w:name="Table Simple 1" w:semiHidden="1" w:unhideWhenUsed="1"/>
+    <w:lsdException w:name="Table Simple 2" w:semiHidden="1" w:unhideWhenUsed="1"/>
+    <w:lsdException w:name="Table Simple 3" w:semiHidden="1" w:unhideWhenUsed="1"/>
+    <w:lsdException w:name="Table Classic 1" w:semiHidden="1" w:unhideWhenUsed="1"/>
+    <w:lsdException w:name="Table Classic 2" w:semiHidden="1" w:unhideWhenUsed="1"/>
+    <w:lsdException w:name="Table Classic 3" w:semiHidden="1" w:unhideWhenUsed="1"/>
+    <w:lsdException w:name="Table Classic 4" w:semiHidden="1" w:unhideWhenUsed="1"/>
+    <w:lsdException w:name="Table Colorful 1" w:semiHidden="1" w:unhideWhenUsed="1"/>
+    <w:lsdException w:name="Table Colorful 2" w:semiHidden="1" w:unhideWhenUsed="1"/>
+    <w:lsdException w:name="Table Colorful 3" w:semiHidden="1" w:unhideWhenUsed="1"/>
+    <w:lsdException w:name="Table Columns 1" w:semiHidden="1" w:unhideWhenUsed="1"/>
+    <w:lsdException w:name="Table Columns 2" w:semiHidden="1" w:unhideWhenUsed="1"/>
+    <w:lsdException w:name="Table Columns 3" w:semiHidden="1" w:unhideWhenUsed="1"/>
+    <w:lsdException w:name="Table Columns 4" w:semiHidden="1" w:unhideWhenUsed="1"/>
+    <w:lsdException w:name="Table Columns 5" w:semiHidden="1" w:unhideWhenUsed="1"/>
+    <w:lsdException w:name="Table Grid 1" w:semiHidden="1" w:unhideWhenUsed="1"/>
+    <w:lsdException w:name="Table Grid 2" w:semiHidden="1" w:unhideWhenUsed="1"/>
+    <w:lsdException w:name="Table Grid 3" w:semiHidden="1" w:unhideWhenUsed="1"/>
+    <w:lsdException w:name="Table Grid 4" w:semiHidden="1" w:unhideWhenUsed="1"/>
+    <w:lsdException w:name="Table Grid 5" w:semiHidden="1" w:unhideWhenUsed="1"/>
+    <w:lsdException w:name="Table Grid 6" w:semiHidden="1" w:unhideWhenUsed="1"/>
+    <w:lsdException w:name="Table Grid 7" w:semiHidden="1" w:unhideWhenUsed="1"/>
+    <w:lsdException w:name="Table Grid 8" w:semiHidden="1" w:unhideWhenUsed="1"/>
+    <w:lsdException w:name="Table List 1" w:semiHidden="1" w:unhideWhenUsed="1"/>
+    <w:lsdException w:name="Table List 2" w:semiHidden="1" w:unhideWhenUsed="1"/>
+    <w:lsdException w:name="Table List 3" w:semiHidden="1" w:unhideWhenUsed="1"/>
+    <w:lsdException w:name="Table List 4" w:semiHidden="1" w:unhideWhenUsed="1"/>
+    <w:lsdException w:name="Table List 5" w:semiHidden="1" w:unhideWhenUsed="1"/>
+    <w:lsdException w:name="Table List 6" w:semiHidden="1" w:unhideWhenUsed="1"/>
+    <w:lsdException w:name="Table List 7" w:semiHidden="1" w:unhideWhenUsed="1"/>
+    <w:lsdException w:name="Table List 8" w:semiHidden="1" w:unhideWhenUsed="1"/>
+    <w:lsdException w:name="Table 3D effects 1" w:semiHidden="1" w:unhideWhenUsed="1"/>
+    <w:lsdException w:name="Table 3D effects 2" w:semiHidden="1" w:unhideWhenUsed="1"/>
+    <w:lsdException w:name="Table 3D effects 3" w:semiHidden="1" w:unhideWhenUsed="1"/>
+    <w:lsdException w:name="Table Contemporary" w:semiHidden="1" w:unhideWhenUsed="1"/>
+    <w:lsdException w:name="Table Elegant" w:semiHidden="1" w:unhideWhenUsed="1"/>
+    <w:lsdException w:name="Table Professional" w:semiHidden="1" w:unhideWhenUsed="1"/>
+    <w:lsdException w:name="Table Subtle 1" w:semiHidden="1" w:unhideWhenUsed="1"/>
+    <w:lsdException w:name="Table Subtle 2" w:semiHidden="1" w:unhideWhenUsed="1"/>
+    <w:lsdException w:name="Table Web 1" w:semiHidden="1" w:unhideWhenUsed="1"/>
+    <w:lsdException w:name="Table Web 2" w:semiHidden="1" w:unhideWhenUsed="1"/>
+    <w:lsdException w:name="Table Web 3" w:semiHidden="1" w:unhideWhenUsed="1"/>
+    <w:lsdException w:name="Table Theme" w:semiHidden="1" w:unhideWhenUsed="1"/>
+    <w:lsdException w:name="Light Shading"/>
+    <w:lsdException w:name="Light List"/>
+    <w:lsdException w:name="Light Grid"/>
+    <w:lsdException w:name="Medium Shading 1"/>
+    <w:lsdException w:name="Medium Shading 2"/>
+    <w:lsdException w:name="Medium List 1"/>
+    <w:lsdException w:name="Medium List 2"/>
+    <w:lsdException w:name="Medium Grid 1"/>
+    <w:lsdException w:name="Medium Grid 2"/>
+    <w:lsdException w:name="Medium Grid 3"/>
+    <w:lsdException w:name="Dark List"/>
+    <w:lsdException w:name="Colorful Shading"/>
+    <w:lsdException w:name="Colorful List"/>
+    <w:lsdException w:name="Colorful Grid"/>
+    <w:lsdException w:name="Light Shading Accent 1"/>
+    <w:lsdException w:name="Light List Accent 1"/>
+    <w:lsdException w:name="Light Grid Accent 1"/>
+    <w:lsdException w:name="Medium Shading 1 Accent 1"/>
+    <w:lsdException w:name="Medium Shading 2 Accent 1"/>
+    <w:lsdException w:name="Medium List 1 Accent 1"/>
+    <w:lsdException w:name="Medium List 2 Accent 1"/>
+    <w:lsdException w:name="Medium Grid 1 Accent 1"/>
+    <w:lsdException w:name="Medium Grid 2 Accent 1"/>
+    <w:lsdException w:name="Medium Grid 3 Accent 1"/>
+    <w:lsdException w:name="Dark List Accent 1"/>
+    <w:lsdException w:name="Colorful Shading Accent 1"/>
+    <w:lsdException w:name="Colorful List Accent 1"/>
+    <w:lsdException w:name="Colorful Grid Accent 1"/>
+    <w:lsdException w:name="Light Shading Accent 2"/>
+    <w:lsdException w:name="Light List Accent 2"/>
+    <w:lsdException w:name="Light Grid Accent 2"/>
+    <w:lsdException w:name="Medium Shading 1 Accent 2"/>
+    <w:lsdException w:name="Medium Shading 2 Accent 2"/>
+    <w:lsdException w:name="Medium List 1 Accent 2"/>
+    <w:lsdException w:name="Medium List 2 Accent 2"/>
+    <w:lsdException w:name="Medium Grid 1 Accent 2"/>
+    <w:lsdException w:name="Medium Grid 2 Accent 2"/>
+    <w:lsdException w:name="Medium Grid 3 Accent 2"/>
+    <w:lsdException w:name="Dark List Accent 2"/>
+    <w:lsdException w:name="Colorful Shading Accent 2"/>
+    <w:lsdException w:name="Colorful List Accent 2"/>
+    <w:lsdException w:name="Colorful Grid Accent 2"/>
+    <w:lsdException w:name="Light Shading Accent 3"/>
+    <w:lsdException w:name="Light List Accent 3"/>
+    <w:lsdException w:name="Light Grid Accent 3"/>
+    <w:lsdException w:name="Medium Shading 1 Accent 3"/>
+    <w:lsdException w:name="Medium Shading 2 Accent 3"/>
+    <w:lsdException w:name="Medium List 1 Accent 3"/>
+    <w:lsdException w:name="Medium List 2 Accent 3"/>
+    <w:lsdException w:name="Medium Grid 1 Accent 3"/>
+    <w:lsdException w:name="Medium Grid 2 Accent 3"/>
+    <w:lsdException w:name="Medium Grid 3 Accent 3"/>
+    <w:lsdException w:name="Dark List Accent 3"/>
+    <w:lsdException w:name="Colorful Shading Accent 3"/>
+    <w:lsdException w:name="Colorful List Accent 3"/>
+    <w:lsdException w:name="Colorful Grid Accent 3"/>
+    <w:lsdException w:name="Light Shading Accent 4"/>
+    <w:lsdException w:name="Light List Accent 4"/>
+    <w:lsdException w:name="Light Grid Accent 4"/>
+    <w:lsdException w:name="Medium Shading 1 Accent 4"/>
+    <w:lsdException w:name="Medium Shading 2 Accent 4"/>
+    <w:lsdException w:name="Medium List 1 Accent 4"/>
+    <w:lsdException w:name="Medium List 2 Accent 4"/>
+    <w:lsdException w:name="Medium Grid 1 Accent 4"/>
+    <w:lsdException w:name="Medium Grid 2 Accent 4"/>
+    <w:lsdException w:name="Medium Grid 3 Accent 4"/>
+    <w:lsdException w:name="Dark List Accent 4"/>
+    <w:lsdException w:name="Colorful Shading Accent 4"/>
+    <w:lsdException w:name="Colorful List Accent 4"/>
+    <w:lsdException w:name="Colorful Grid Accent 4"/>
+    <w:lsdException w:name="Light Shading Accent 5"/>
+    <w:lsdException w:name="Light List Accent 5"/>
+    <w:lsdException w:name="Light Grid Accent 5"/>
+    <w:lsdException w:name="Medium Shading 1 Accent 5"/>
+    <w:lsdException w:name="Medium Shading 2 Accent 5"/>
+    <w:lsdException w:name="Medium List 1 Accent 5"/>
+    <w:lsdException w:name="Medium List 2 Accent 5"/>
+    <w:lsdException w:name="Medium Grid 1 Accent 5"/>
+    <w:lsdException w:name="Medium Grid 2 Accent 5"/>
+    <w:lsdException w:name="Medium Grid 3 Accent 5"/>
+    <w:lsdException w:name="Dark List Accent 5"/>
+    <w:lsdException w:name="Colorful Shading Accent 5"/>
+    <w:lsdException w:name="Colorful List Accent 5"/>
+    <w:lsdException w:name="Colorful Grid Accent 5"/>
+    <w:lsdException w:name="Light Shading Accent 6"/>
+    <w:lsdException w:name="Light List Accent 6"/>
+    <w:lsdException w:name="Light Grid Accent 6"/>
+    <w:lsdException w:name="Medium Shading 1 Accent 6"/>
+    <w:lsdException w:name="Medium Shading 2 Accent 6"/>
+    <w:lsdException w:name="Medium List 1 Accent 6"/>
+    <w:lsdException w:name="Medium List 2 Accent 6"/>
+    <w:lsdException w:name="Medium Grid 1 Accent 6"/>
+    <w:lsdException w:name="Medium Grid 2 Accent 6"/>
+    <w:lsdException w:name="Medium Grid 3 Accent 6"/>
+    <w:lsdException w:name="Dark List Accent 6"/>
+    <w:lsdException w:name="Colorful Shading Accent 6"/>
+    <w:lsdException w:name="Colorful List Accent 6"/>
+    <w:lsdException w:name="Colorful Grid Accent 6"/>
+    <w:lsdException w:name="Grid Table 4" w:uiPriority="49"/>
+    <w:lsdException w:name="Grid Table 5 Dark" w:uiPriority="50"/>
+    <w:lsdException w:name="Grid Table 6 Colorful" w:uiPriority="51"/>
+    <w:lsdException w:name="Grid Table 7 Colorful" w:uiPriority="52"/>
+    <w:lsdException w:name="Grid Table 1 Light Accent 1" w:uiPriority="46"/>
+    <w:lsdException w:name="Grid Table 2 Accent 1" w:uiPriority="47"/>
+    <w:lsdException w:name="Grid Table 3 Accent 1" w:uiPriority="48"/>
+    <w:lsdException w:name="Grid Table 4 Accent 1" w:uiPriority="49"/>
+    <w:lsdException w:name="Grid Table 5 Dark Accent 1" w:uiPriority="50"/>
+    <w:lsdException w:name="Grid Table 6 Colorful Accent 1" w:uiPriority="51"/>
+    <w:lsdException w:name="Grid Table 7 Colorful Accent 1" w:uiPriority="52"/>
+    <w:lsdException w:name="Grid Table 1 Light Accent 2" w:uiPriority="46"/>
+    <w:lsdException w:name="Grid Table 2 Accent 2" w:uiPriority="47"/>
+    <w:lsdException w:name="Grid Table 3 Accent 2" w:uiPriority="48"/>
+    <w:lsdException w:name="Grid Table 4 Accent 2" w:uiPriority="49"/>
+    <w:lsdException w:name="Grid Table 5 Dark Accent 2" w:uiPriority="50"/>
+    <w:lsdException w:name="Grid Table 6 Colorful Accent 2" w:uiPriority="51"/>
+    <w:lsdException w:name="Grid Table 7 Colorful Accent 2" w:uiPriority="52"/>
+    <w:lsdException w:name="Grid Table 1 Light Accent 3" w:uiPriority="46"/>
+    <w:lsdException w:name="Grid Table 2 Accent 3" w:uiPriority="47"/>
+    <w:lsdException w:name="Grid Table 3 Accent 3" w:uiPriority="48"/>
+    <w:lsdException w:name="Grid Table 4 Accent 3" w:uiPriority="49"/>
+    <w:lsdException w:name="Grid Table 5 Dark Accent 3" w:uiPriority="50"/>
+    <w:lsdException w:name="Grid Table 6 Colorful Accent 3" w:uiPriority="51"/>
+    <w:lsdException w:name="Grid Table 7 Colorful Accent 3" w:uiPriority="52"/>
+    <w:lsdException w:name="Grid Table 1 Light Accent 4" w:uiPriority="46"/>
+    <w:lsdException w:name="Grid Table 2 Accent 4" w:uiPriority="47"/>
+    <w:lsdException w:name="Grid Table 3 Accent 4" w:uiPriority="48"/>
+    <w:lsdException w:name="Grid Table 4 Accent 4" w:uiPriority="49"/>
+    <w:lsdException w:name="Grid Table 5 Dark Accent 4" w:uiPriority="50"/>
+    <w:lsdException w:name="Grid Table 6 Colorful Accent 4" w:uiPriority="51"/>
+    <w:lsdException w:name="Grid Table 7 Colorful Accent 4" w:uiPriority="52"/>
+    <w:lsdException w:name="Grid Table 1 Light Accent 5" w:uiPriority="46"/>
+    <w:lsdException w:name="Grid Table 2 Accent 5" w:uiPriority="47"/>
+    <w:lsdException w:name="Grid Table 3 Accent 5" w:uiPriority="48"/>
+    <w:lsdException w:name="Grid Table 4 Accent 5" w:uiPriority="49"/>
+    <w:lsdException w:name="Grid Table 5 Dark Accent 5" w:uiPriority="50"/>
+    <w:lsdException w:name="Grid Table 6 Colorful Accent 5" w:uiPriority="51"/>
+    <w:lsdException w:name="Grid Table 7 Colorful Accent 5" w:uiPriority="52"/>
+    <w:lsdException w:name="Grid Table 1 Light Accent 6" w:uiPriority="46"/>
+    <w:lsdException w:name="Grid Table 2 Accent 6" w:uiPriority="47"/>
+    <w:lsdException w:name="Grid Table 3 Accent 6" w:uiPriority="48"/>
+    <w:lsdException w:name="Grid Table 4 Accent 6" w:uiPriority="49"/>
+    <w:lsdException w:name="Grid Table 5 Dark Accent 6" w:uiPriority="50"/>
+    <w:lsdException w:name="Grid Table 6 Colorful Accent 6" w:uiPriority="51"/>
+    <w:lsdException w:name="Grid Table 7 Colorful Accent 6" w:uiPriority="52"/>
+    <w:lsdException w:name="List Table 1 Light" w:uiPriority="46"/>
+    <w:lsdException w:name="List Table 2" w:uiPriority="47"/>
+    <w:lsdException w:name="List Table 3" w:uiPriority="48"/>
+    <w:lsdException w:name="List Table 4" w:uiPriority="49"/>
+    <w:lsdException w:name="List Table 5 Dark" w:uiPriority="50"/>
+    <w:lsdException w:name="List Table 6 Colorful" w:uiPriority="51"/>
+    <w:lsdException w:name="List Table 7 Colorful" w:uiPriority="52"/>
+    <w:lsdException w:name="List Table 1 Light Accent 1" w:uiPriority="46"/>
+    <w:lsdException w:name="List Table 2 Accent 1" w:uiPriority="47"/>
+    <w:lsdException w:name="List Table 3 Accent 1" w:uiPriority="48"/>
+    <w:lsdException w:name="List Table 4 Accent 1" w:uiPriority="49"/>
+    <w:lsdException w:name="List Table 5 Dark Accent 1" w:uiPriority="50"/>
+    <w:lsdException w:name="List Table 6 Colorful Accent 1" w:uiPriority="51"/>
+    <w:lsdException w:name="List Table 7 Colorful Accent 1" w:uiPriority="52"/>
+    <w:lsdException w:name="List Table 1 Light Accent 2" w:uiPriority="46"/>
+    <w:lsdException w:name="List Table 2 Accent 2" w:uiPriority="47"/>
+    <w:lsdException w:name="List Table 3 Accent 2" w:uiPriority="48"/>
+    <w:lsdException w:name="List Table 4 Accent 2" w:uiPriority="49"/>
+    <w:lsdException w:name="List Table 5 Dark Accent 2" w:uiPriority="50"/>
+    <w:lsdException w:name="List Table 6 Colorful Accent 2" w:uiPriority="51"/>
+    <w:lsdException w:name="List Table 7 Colorful Accent 2" w:uiPriority="52"/>
+    <w:lsdException w:name="List Table 1 Light Accent 3" w:uiPriority="46"/>
+    <w:lsdException w:name="List Table 2 Accent 3" w:uiPriority="47"/>
+    <w:lsdException w:name="List Table 3 Accent 3" w:uiPriority="48"/>
+    <w:lsdException w:name="List Table 4 Accent 3" w:uiPriority="49"/>
+    <w:lsdException w:name="List Table 5 Dark Accent 3" w:uiPriority="50"/>
+    <w:lsdException w:name="List Table 6 Colorful Accent 3" w:uiPriority="51"/>
+    <w:lsdException w:name="List Table 7 Colorful Accent 3" w:uiPriority="52"/>
+    <w:lsdException w:name="List Table 1 Light Accent 4" w:uiPriority="46"/>
+    <w:lsdException w:name="List Table 2 Accent 4" w:uiPriority="47"/>
+    <w:lsdException w:name="List Table 3 Accent 4" w:uiPriority="48"/>
+    <w:lsdException w:name="List Table 4 Accent 4" w:uiPriority="49"/>
+    <w:lsdException w:name="List Table 5 Dark Accent 4" w:uiPriority="50"/>
+    <w:lsdException w:name="List Table 6 Colorful Accent 4" w:uiPriority="51"/>
+    <w:lsdException w:name="List Table 7 Colorful Accent 4" w:uiPriority="52"/>
+    <w:lsdException w:name="List Table 1 Light Accent 5" w:uiPriority="46"/>
+    <w:lsdException w:name="List Table 2 Accent 5" w:uiPriority="47"/>
+    <w:lsdException w:name="List Table 3 Accent 5" w:uiPriority="48"/>
+    <w:lsdException w:name="List Table 4 Accent 5" w:uiPriority="49"/>
+    <w:lsdException w:name="List Table 5 Dark Accent 5" w:uiPriority="50"/>
+    <w:lsdException w:name="List Table 6 Colorful Accent 5" w:uiPriority="51"/>
+    <w:lsdException w:name="List Table 7 Colorful Accent 5" w:uiPriority="52"/>
+    <w:lsdException w:name="List Table 1 Light Accent 6" w:uiPriority="46"/>
+    <w:lsdException w:name="List Table 2 Accent 6" w:uiPriority="47"/>
+    <w:lsdException w:name="List Table 3 Accent 6" w:uiPriority="48"/>
+    <w:lsdException w:name="List Table 4 Accent 6" w:uiPriority="49"/>
+    <w:lsdException w:name="List Table 5 Dark Accent 6" w:uiPriority="50"/>
+    <w:lsdException w:name="List Table 6 Colorful Accent 6" w:uiPriority="51"/>
+    <w:lsdException w:name="List Table 7 Colorful Accent 6" w:uiPriority="52"/>
+    <w:lsdException w:name="Mention" w:semiHidden="1" w:uiPriority="99" w:unhideWhenUsed="1"/>
+    <w:lsdException w:name="Smart Hyperlink" w:semiHidden="1" w:uiPriority="99" w:unhideWhenUsed="1"/>
+    <w:lsdException w:name="Hashtag" w:semiHidden="1" w:uiPriority="99" w:unhideWhenUsed="1"/>
+    <w:lsdException w:name="Unresolved Mention" w:semiHidden="1" w:uiPriority="99" w:unhideWhenUsed="1"/>
+    <w:lsdException w:name="Smart Link" w:semiHidden="1" w:uiPriority="99" w:unhideWhenUsed="1"/>
+  </w:latentStyles>
+  <w:style w:type="paragraph" w:default="1" w:styleId="Normal">
     <w:name w:val="Normal"/>
     <w:qFormat/>
   </w:style>
-  <w:style w:styleId="BodyText" w:type="paragraph">
+  <w:style w:type="paragraph" w:styleId="Heading1">
+    <w:name w:val="heading 1"/>
+    <w:basedOn w:val="Normal"/>
+    <w:next w:val="BodyText"/>
+    <w:uiPriority w:val="9"/>
+    <w:qFormat/>
+    <w:pPr>
+      <w:keepNext/>
+      <w:keepLines/>
+      <w:spacing w:before="480" w:after="0"/>
+      <w:outlineLvl w:val="0"/>
+    </w:pPr>
+    <w:rPr>
+      <w:rFonts w:asciiTheme="majorHAnsi" w:eastAsiaTheme="majorEastAsia" w:hAnsiTheme="majorHAnsi" w:cstheme="majorBidi"/>
+      <w:b/>
+      <w:bCs/>
+      <w:color w:val="4F81BD" w:themeColor="accent1"/>
+      <w:sz w:val="32"/>
+      <w:szCs w:val="32"/>
+    </w:rPr>
+  </w:style>
+  <w:style w:type="paragraph" w:styleId="Heading2">
+    <w:name w:val="heading 2"/>
+    <w:basedOn w:val="Normal"/>
+    <w:next w:val="BodyText"/>
+    <w:uiPriority w:val="9"/>
+    <w:unhideWhenUsed/>
+    <w:qFormat/>
+    <w:pPr>
+      <w:keepNext/>
+      <w:keepLines/>
+      <w:spacing w:before="200" w:after="0"/>
+      <w:outlineLvl w:val="1"/>
+    </w:pPr>
+    <w:rPr>
+      <w:rFonts w:asciiTheme="majorHAnsi" w:eastAsiaTheme="majorEastAsia" w:hAnsiTheme="majorHAnsi" w:cstheme="majorBidi"/>
+      <w:b/>
+      <w:bCs/>
+      <w:color w:val="4F81BD" w:themeColor="accent1"/>
+      <w:sz w:val="28"/>
+      <w:szCs w:val="28"/>
+    </w:rPr>
+  </w:style>
+  <w:style w:type="paragraph" w:styleId="Heading3">
+    <w:name w:val="heading 3"/>
+    <w:basedOn w:val="Normal"/>
+    <w:next w:val="BodyText"/>
+    <w:uiPriority w:val="9"/>
+    <w:unhideWhenUsed/>
+    <w:qFormat/>
+    <w:pPr>
+      <w:keepNext/>
+      <w:keepLines/>
+      <w:spacing w:before="200" w:after="0"/>
+      <w:outlineLvl w:val="2"/>
+    </w:pPr>
+    <w:rPr>
+      <w:rFonts w:asciiTheme="majorHAnsi" w:eastAsiaTheme="majorEastAsia" w:hAnsiTheme="majorHAnsi" w:cstheme="majorBidi"/>
+      <w:b/>
+      <w:bCs/>
+      <w:color w:val="4F81BD" w:themeColor="accent1"/>
+    </w:rPr>
+  </w:style>
+  <w:style w:type="paragraph" w:styleId="Heading4">
+    <w:name w:val="heading 4"/>
+    <w:basedOn w:val="Normal"/>
+    <w:next w:val="BodyText"/>
+    <w:uiPriority w:val="9"/>
+    <w:unhideWhenUsed/>
+    <w:qFormat/>
+    <w:pPr>
+      <w:keepNext/>
+      <w:keepLines/>
+      <w:spacing w:before="200" w:after="0"/>
+      <w:outlineLvl w:val="3"/>
+    </w:pPr>
+    <w:rPr>
+      <w:rFonts w:asciiTheme="majorHAnsi" w:eastAsiaTheme="majorEastAsia" w:hAnsiTheme="majorHAnsi" w:cstheme="majorBidi"/>
+      <w:bCs/>
+      <w:i/>
+      <w:color w:val="4F81BD" w:themeColor="accent1"/>
+    </w:rPr>
+  </w:style>
+  <w:style w:type="paragraph" w:styleId="Heading5">
+    <w:name w:val="heading 5"/>
+    <w:basedOn w:val="Normal"/>
+    <w:next w:val="BodyText"/>
+    <w:uiPriority w:val="9"/>
+    <w:unhideWhenUsed/>
+    <w:qFormat/>
+    <w:pPr>
+      <w:keepNext/>
+      <w:keepLines/>
+      <w:spacing w:before="200" w:after="0"/>
+      <w:outlineLvl w:val="4"/>
+    </w:pPr>
+    <w:rPr>
+      <w:rFonts w:asciiTheme="majorHAnsi" w:eastAsiaTheme="majorEastAsia" w:hAnsiTheme="majorHAnsi" w:cstheme="majorBidi"/>
+      <w:iCs/>
+      <w:color w:val="4F81BD" w:themeColor="accent1"/>
+    </w:rPr>
+  </w:style>
+  <w:style w:type="paragraph" w:styleId="Heading6">
+    <w:name w:val="heading 6"/>
+    <w:basedOn w:val="Normal"/>
+    <w:next w:val="BodyText"/>
+    <w:uiPriority w:val="9"/>
+    <w:unhideWhenUsed/>
+    <w:qFormat/>
+    <w:pPr>
+      <w:keepNext/>
+      <w:keepLines/>
+      <w:spacing w:before="200" w:after="0"/>
+      <w:outlineLvl w:val="5"/>
+    </w:pPr>
+    <w:rPr>
+      <w:rFonts w:asciiTheme="majorHAnsi" w:eastAsiaTheme="majorEastAsia" w:hAnsiTheme="majorHAnsi" w:cstheme="majorBidi"/>
+      <w:color w:val="4F81BD" w:themeColor="accent1"/>
+    </w:rPr>
+  </w:style>
+  <w:style w:type="paragraph" w:styleId="Heading7">
+    <w:name w:val="heading 7"/>
+    <w:basedOn w:val="Normal"/>
+    <w:next w:val="BodyText"/>
+    <w:uiPriority w:val="9"/>
+    <w:unhideWhenUsed/>
+    <w:qFormat/>
+    <w:pPr>
+      <w:keepNext/>
+      <w:keepLines/>
+      <w:spacing w:before="200" w:after="0"/>
+      <w:outlineLvl w:val="6"/>
+    </w:pPr>
+    <w:rPr>
+      <w:rFonts w:asciiTheme="majorHAnsi" w:eastAsiaTheme="majorEastAsia" w:hAnsiTheme="majorHAnsi" w:cstheme="majorBidi"/>
+      <w:color w:val="4F81BD" w:themeColor="accent1"/>
+    </w:rPr>
+  </w:style>
+  <w:style w:type="paragraph" w:styleId="Heading8">
+    <w:name w:val="heading 8"/>
+    <w:basedOn w:val="Normal"/>
+    <w:next w:val="BodyText"/>
+    <w:uiPriority w:val="9"/>
+    <w:unhideWhenUsed/>
+    <w:qFormat/>
+    <w:pPr>
+      <w:keepNext/>
+      <w:keepLines/>
+      <w:spacing w:before="200" w:after="0"/>
+      <w:outlineLvl w:val="7"/>
+    </w:pPr>
+    <w:rPr>
+      <w:rFonts w:asciiTheme="majorHAnsi" w:eastAsiaTheme="majorEastAsia" w:hAnsiTheme="majorHAnsi" w:cstheme="majorBidi"/>
+      <w:color w:val="4F81BD" w:themeColor="accent1"/>
+    </w:rPr>
+  </w:style>
+  <w:style w:type="paragraph" w:styleId="Heading9">
+    <w:name w:val="heading 9"/>
+    <w:basedOn w:val="Normal"/>
+    <w:next w:val="BodyText"/>
+    <w:uiPriority w:val="9"/>
+    <w:unhideWhenUsed/>
+    <w:qFormat/>
+    <w:pPr>
+      <w:keepNext/>
+      <w:keepLines/>
+      <w:spacing w:before="200" w:after="0"/>
+      <w:outlineLvl w:val="8"/>
+    </w:pPr>
+    <w:rPr>
+      <w:rFonts w:asciiTheme="majorHAnsi" w:eastAsiaTheme="majorEastAsia" w:hAnsiTheme="majorHAnsi" w:cstheme="majorBidi"/>
+      <w:color w:val="4F81BD" w:themeColor="accent1"/>
+    </w:rPr>
+  </w:style>
+  <w:style w:type="character" w:default="1" w:styleId="DefaultParagraphFont">
+    <w:name w:val="Default Paragraph Font"/>
+    <w:uiPriority w:val="1"/>
+    <w:semiHidden/>
+    <w:unhideWhenUsed/>
+  </w:style>
+  <w:style w:type="table" w:default="1" w:styleId="TableNormal">
+    <w:name w:val="Normal Table"/>
+    <w:uiPriority w:val="99"/>
+    <w:semiHidden/>
+    <w:unhideWhenUsed/>
+    <w:tblPr>
+      <w:tblInd w:w="0" w:type="dxa"/>
+      <w:tblCellMar>
+        <w:top w:w="0" w:type="dxa"/>
+        <w:left w:w="108" w:type="dxa"/>
+        <w:bottom w:w="0" w:type="dxa"/>
+        <w:right w:w="108" w:type="dxa"/>
+      </w:tblCellMar>
+    </w:tblPr>
+  </w:style>
+  <w:style w:type="numbering" w:default="1" w:styleId="NoList">
+    <w:name w:val="No List"/>
+    <w:uiPriority w:val="99"/>
+    <w:semiHidden/>
+    <w:unhideWhenUsed/>
+  </w:style>
+  <w:style w:type="paragraph" w:styleId="BodyText">
     <w:name w:val="Body Text"/>
     <w:basedOn w:val="Normal"/>
-    <w:link w:val="BodyTextChar"/>
+    <w:qFormat/>
     <w:pPr>
-      <w:spacing w:after="180" w:before="180"/>
+      <w:spacing w:before="180" w:after="180"/>
     </w:pPr>
-    <w:qFormat/>
-  </w:style>
-  <w:style w:customStyle="1" w:styleId="FirstParagraph" w:type="paragraph">
+  </w:style>
+  <w:style w:type="paragraph" w:customStyle="1" w:styleId="FirstParagraph">
     <w:name w:val="First Paragraph"/>
     <w:basedOn w:val="BodyText"/>
     <w:next w:val="BodyText"/>
     <w:qFormat/>
   </w:style>
-  <w:style w:customStyle="1" w:styleId="Compact" w:type="paragraph">
+  <w:style w:type="paragraph" w:customStyle="1" w:styleId="Compact">
     <w:name w:val="Compact"/>
     <w:basedOn w:val="BodyText"/>
     <w:qFormat/>
     <w:pPr>
-      <w:spacing w:after="36" w:before="36"/>
+      <w:spacing w:before="36" w:after="36"/>
     </w:pPr>
   </w:style>
-  <w:style w:styleId="Title" w:type="paragraph">
+  <w:style w:type="paragraph" w:styleId="Title">
     <w:name w:val="Title"/>
     <w:basedOn w:val="Normal"/>
     <w:next w:val="BodyText"/>
@@ -1200,35 +1641,32 @@
     <w:pPr>
       <w:keepNext/>
       <w:keepLines/>
-      <w:spacing w:after="240" w:before="480"/>
+      <w:spacing w:before="480" w:after="240"/>
       <w:jc w:val="center"/>
     </w:pPr>
     <w:rPr>
-      <w:rFonts w:asciiTheme="majorHAnsi" w:cstheme="majorBidi" w:eastAsiaTheme="majorEastAsia" w:hAnsiTheme="majorHAnsi"/>
+      <w:rFonts w:asciiTheme="majorHAnsi" w:eastAsiaTheme="majorEastAsia" w:hAnsiTheme="majorHAnsi" w:cstheme="majorBidi"/>
       <w:b/>
       <w:bCs/>
-      <w:color w:themeColor="accent1" w:themeShade="B5" w:val="345A8A"/>
+      <w:color w:val="345A8A" w:themeColor="accent1" w:themeShade="B5"/>
       <w:sz w:val="36"/>
       <w:szCs w:val="36"/>
     </w:rPr>
   </w:style>
-  <w:style w:styleId="Subtitle" w:type="paragraph">
+  <w:style w:type="paragraph" w:styleId="Subtitle">
     <w:name w:val="Subtitle"/>
     <w:basedOn w:val="Title"/>
     <w:next w:val="BodyText"/>
     <w:qFormat/>
     <w:pPr>
-      <w:keepNext/>
-      <w:keepLines/>
-      <w:spacing w:after="240" w:before="240"/>
-      <w:jc w:val="center"/>
+      <w:spacing w:before="240"/>
     </w:pPr>
     <w:rPr>
       <w:sz w:val="30"/>
       <w:szCs w:val="30"/>
     </w:rPr>
   </w:style>
-  <w:style w:customStyle="1" w:styleId="Author" w:type="paragraph">
+  <w:style w:type="paragraph" w:customStyle="1" w:styleId="Author">
     <w:name w:val="Author"/>
     <w:next w:val="BodyText"/>
     <w:qFormat/>
@@ -1238,7 +1676,7 @@
       <w:jc w:val="center"/>
     </w:pPr>
   </w:style>
-  <w:style w:styleId="Date" w:type="paragraph">
+  <w:style w:type="paragraph" w:styleId="Date">
     <w:name w:val="Date"/>
     <w:next w:val="BodyText"/>
     <w:qFormat/>
@@ -1248,7 +1686,7 @@
       <w:jc w:val="center"/>
     </w:pPr>
   </w:style>
-  <w:style w:customStyle="1" w:styleId="AbstractTitle" w:type="paragraph">
+  <w:style w:type="paragraph" w:customStyle="1" w:styleId="AbstractTitle">
     <w:name w:val="Abstract Title"/>
     <w:basedOn w:val="Normal"/>
     <w:next w:val="Abstract"/>
@@ -1256,18 +1694,17 @@
     <w:pPr>
       <w:keepNext/>
       <w:keepLines/>
+      <w:spacing w:before="300" w:after="0"/>
       <w:jc w:val="center"/>
-      <w:spacing w:after="0" w:before="300"/>
     </w:pPr>
     <w:rPr>
+      <w:b/>
+      <w:color w:val="345A8A"/>
       <w:sz w:val="20"/>
       <w:szCs w:val="20"/>
-      <w:b/>
-      <w:color w:val="345A8A"/>
-      &gt;
-    </w:rPr>
-  </w:style>
-  <w:style w:customStyle="1" w:styleId="Abstract" w:type="paragraph">
+    </w:rPr>
+  </w:style>
+  <w:style w:type="paragraph" w:customStyle="1" w:styleId="Abstract">
     <w:name w:val="Abstract"/>
     <w:basedOn w:val="Normal"/>
     <w:next w:val="BodyText"/>
@@ -1275,210 +1712,19 @@
     <w:pPr>
       <w:keepNext/>
       <w:keepLines/>
-      <w:spacing w:after="300" w:before="100"/>
+      <w:spacing w:before="100" w:after="300"/>
     </w:pPr>
     <w:rPr>
       <w:sz w:val="20"/>
       <w:szCs w:val="20"/>
     </w:rPr>
   </w:style>
-  <w:style w:styleId="Bibliography" w:type="paragraph">
+  <w:style w:type="paragraph" w:styleId="Bibliography">
     <w:name w:val="Bibliography"/>
     <w:basedOn w:val="Normal"/>
-    <w:next w:val="Bibliography"/>
     <w:qFormat/>
-    <w:pPr/>
-    <w:rPr/>
-  </w:style>
-  <w:style w:styleId="Heading1" w:type="paragraph">
-    <w:name w:val="Heading 1"/>
-    <w:basedOn w:val="Normal"/>
-    <w:next w:val="BodyText"/>
-    <w:uiPriority w:val="9"/>
-    <w:qFormat/>
-    <w:pPr>
-      <w:keepNext/>
-      <w:keepLines/>
-      <w:spacing w:after="0" w:before="480"/>
-      <w:outlineLvl w:val="0"/>
-    </w:pPr>
-    <w:rPr>
-      <w:rFonts w:asciiTheme="majorHAnsi" w:cstheme="majorBidi" w:eastAsiaTheme="majorEastAsia" w:hAnsiTheme="majorHAnsi"/>
-      <w:b/>
-      <w:bCs/>
-      <w:color w:themeColor="accent1" w:val="4F81BD"/>
-      <w:sz w:val="32"/>
-      <w:szCs w:val="32"/>
-    </w:rPr>
-  </w:style>
-  <w:style w:styleId="Heading2" w:type="paragraph">
-    <w:name w:val="Heading 2"/>
-    <w:basedOn w:val="Normal"/>
-    <w:next w:val="BodyText"/>
-    <w:uiPriority w:val="9"/>
-    <w:unhideWhenUsed/>
-    <w:qFormat/>
-    <w:pPr>
-      <w:keepNext/>
-      <w:keepLines/>
-      <w:spacing w:after="0" w:before="200"/>
-      <w:outlineLvl w:val="1"/>
-    </w:pPr>
-    <w:rPr>
-      <w:rFonts w:asciiTheme="majorHAnsi" w:cstheme="majorBidi" w:eastAsiaTheme="majorEastAsia" w:hAnsiTheme="majorHAnsi"/>
-      <w:b/>
-      <w:bCs/>
-      <w:color w:themeColor="accent1" w:val="4F81BD"/>
-      <w:sz w:val="28"/>
-      <w:szCs w:val="28"/>
-    </w:rPr>
-  </w:style>
-  <w:style w:styleId="Heading3" w:type="paragraph">
-    <w:name w:val="Heading 3"/>
-    <w:basedOn w:val="Normal"/>
-    <w:next w:val="BodyText"/>
-    <w:uiPriority w:val="9"/>
-    <w:unhideWhenUsed/>
-    <w:qFormat/>
-    <w:pPr>
-      <w:keepNext/>
-      <w:keepLines/>
-      <w:spacing w:after="0" w:before="200"/>
-      <w:outlineLvl w:val="2"/>
-    </w:pPr>
-    <w:rPr>
-      <w:rFonts w:asciiTheme="majorHAnsi" w:cstheme="majorBidi" w:eastAsiaTheme="majorEastAsia" w:hAnsiTheme="majorHAnsi"/>
-      <w:b/>
-      <w:bCs/>
-      <w:color w:themeColor="accent1" w:val="4F81BD"/>
-      <w:sz w:val="24"/>
-      <w:szCs w:val="24"/>
-    </w:rPr>
-  </w:style>
-  <w:style w:styleId="Heading4" w:type="paragraph">
-    <w:name w:val="Heading 4"/>
-    <w:basedOn w:val="Normal"/>
-    <w:next w:val="BodyText"/>
-    <w:uiPriority w:val="9"/>
-    <w:unhideWhenUsed/>
-    <w:qFormat/>
-    <w:pPr>
-      <w:keepNext/>
-      <w:keepLines/>
-      <w:spacing w:after="0" w:before="200"/>
-      <w:outlineLvl w:val="3"/>
-    </w:pPr>
-    <w:rPr>
-      <w:rFonts w:asciiTheme="majorHAnsi" w:cstheme="majorBidi" w:eastAsiaTheme="majorEastAsia" w:hAnsiTheme="majorHAnsi"/>
-      <w:i/>
-      <w:bCs/>
-      <w:color w:themeColor="accent1" w:val="4F81BD"/>
-      <w:sz w:val="24"/>
-      <w:szCs w:val="24"/>
-    </w:rPr>
-  </w:style>
-  <w:style w:styleId="Heading5" w:type="paragraph">
-    <w:name w:val="Heading 5"/>
-    <w:basedOn w:val="Normal"/>
-    <w:next w:val="BodyText"/>
-    <w:uiPriority w:val="9"/>
-    <w:unhideWhenUsed/>
-    <w:qFormat/>
-    <w:pPr>
-      <w:keepNext/>
-      <w:keepLines/>
-      <w:spacing w:after="0" w:before="200"/>
-      <w:outlineLvl w:val="4"/>
-    </w:pPr>
-    <w:rPr>
-      <w:rFonts w:asciiTheme="majorHAnsi" w:cstheme="majorBidi" w:eastAsiaTheme="majorEastAsia" w:hAnsiTheme="majorHAnsi"/>
-      <w:iCs/>
-      <w:color w:themeColor="accent1" w:val="4F81BD"/>
-      <w:sz w:val="24"/>
-      <w:szCs w:val="24"/>
-    </w:rPr>
-  </w:style>
-  <w:style w:styleId="Heading6" w:type="paragraph">
-    <w:name w:val="Heading 6"/>
-    <w:basedOn w:val="Normal"/>
-    <w:next w:val="BodyText"/>
-    <w:uiPriority w:val="9"/>
-    <w:unhideWhenUsed/>
-    <w:qFormat/>
-    <w:pPr>
-      <w:keepNext/>
-      <w:keepLines/>
-      <w:spacing w:after="0" w:before="200"/>
-      <w:outlineLvl w:val="5"/>
-    </w:pPr>
-    <w:rPr>
-      <w:rFonts w:asciiTheme="majorHAnsi" w:cstheme="majorBidi" w:eastAsiaTheme="majorEastAsia" w:hAnsiTheme="majorHAnsi"/>
-      <w:color w:themeColor="accent1" w:val="4F81BD"/>
-      <w:sz w:val="24"/>
-      <w:szCs w:val="24"/>
-    </w:rPr>
-  </w:style>
-  <w:style w:styleId="Heading7" w:type="paragraph">
-    <w:name w:val="Heading 7"/>
-    <w:basedOn w:val="Normal"/>
-    <w:next w:val="BodyText"/>
-    <w:uiPriority w:val="9"/>
-    <w:unhideWhenUsed/>
-    <w:qFormat/>
-    <w:pPr>
-      <w:keepNext/>
-      <w:keepLines/>
-      <w:spacing w:after="0" w:before="200"/>
-      <w:outlineLvl w:val="6"/>
-    </w:pPr>
-    <w:rPr>
-      <w:rFonts w:asciiTheme="majorHAnsi" w:cstheme="majorBidi" w:eastAsiaTheme="majorEastAsia" w:hAnsiTheme="majorHAnsi"/>
-      <w:color w:themeColor="accent1" w:val="4F81BD"/>
-      <w:sz w:val="24"/>
-      <w:szCs w:val="24"/>
-    </w:rPr>
-  </w:style>
-  <w:style w:styleId="Heading8" w:type="paragraph">
-    <w:name w:val="Heading 8"/>
-    <w:basedOn w:val="Normal"/>
-    <w:next w:val="BodyText"/>
-    <w:uiPriority w:val="9"/>
-    <w:unhideWhenUsed/>
-    <w:qFormat/>
-    <w:pPr>
-      <w:keepNext/>
-      <w:keepLines/>
-      <w:spacing w:after="0" w:before="200"/>
-      <w:outlineLvl w:val="7"/>
-    </w:pPr>
-    <w:rPr>
-      <w:rFonts w:asciiTheme="majorHAnsi" w:cstheme="majorBidi" w:eastAsiaTheme="majorEastAsia" w:hAnsiTheme="majorHAnsi"/>
-      <w:color w:themeColor="accent1" w:val="4F81BD"/>
-      <w:sz w:val="24"/>
-      <w:szCs w:val="24"/>
-    </w:rPr>
-  </w:style>
-  <w:style w:styleId="Heading9" w:type="paragraph">
-    <w:name w:val="Heading 9"/>
-    <w:basedOn w:val="Normal"/>
-    <w:next w:val="BodyText"/>
-    <w:uiPriority w:val="9"/>
-    <w:unhideWhenUsed/>
-    <w:qFormat/>
-    <w:pPr>
-      <w:keepNext/>
-      <w:keepLines/>
-      <w:spacing w:after="0" w:before="200"/>
-      <w:outlineLvl w:val="8"/>
-    </w:pPr>
-    <w:rPr>
-      <w:rFonts w:asciiTheme="majorHAnsi" w:cstheme="majorBidi" w:eastAsiaTheme="majorEastAsia" w:hAnsiTheme="majorHAnsi"/>
-      <w:color w:themeColor="accent1" w:val="4F81BD"/>
-      <w:sz w:val="24"/>
-      <w:szCs w:val="24"/>
-    </w:rPr>
-  </w:style>
-  <w:style w:styleId="BlockText" w:type="paragraph">
+  </w:style>
+  <w:style w:type="paragraph" w:styleId="BlockText">
     <w:name w:val="Block Text"/>
     <w:basedOn w:val="BodyText"/>
     <w:next w:val="BodyText"/>
@@ -1486,55 +1732,47 @@
     <w:unhideWhenUsed/>
     <w:qFormat/>
     <w:pPr>
-      <w:spacing w:after="100" w:before="100"/>
-      <w:ind w:firstLine="0" w:left="480" w:right="480"/>
+      <w:spacing w:before="100" w:after="100"/>
+      <w:ind w:left="480" w:right="480"/>
     </w:pPr>
   </w:style>
-  <w:style w:styleId="FootnoteText" w:type="paragraph">
-    <w:name w:val="Footnote Text"/>
+  <w:style w:type="paragraph" w:styleId="FootnoteText">
+    <w:name w:val="footnote text"/>
     <w:basedOn w:val="Normal"/>
-    <w:next w:val="FootnoteText"/>
     <w:uiPriority w:val="9"/>
     <w:unhideWhenUsed/>
     <w:qFormat/>
   </w:style>
-  <w:style w:default="1" w:styleId="DefaultParagraphFont" w:type="character">
-    <w:name w:val="Default Paragraph Font"/>
-    <w:semiHidden/>
-    <w:unhideWhenUsed/>
-  </w:style>
-  <w:style w:default="1" w:styleId="Table" w:type="table">
+  <w:style w:type="table" w:customStyle="1" w:styleId="Table">
     <w:name w:val="Table"/>
-    <w:basedOn w:val="TableNormal"/>
     <w:semiHidden/>
     <w:unhideWhenUsed/>
     <w:qFormat/>
     <w:tblPr>
-      <w:tblInd w:type="dxa" w:w="0"/>
+      <w:tblInd w:w="0" w:type="dxa"/>
       <w:tblCellMar>
-        <w:top w:type="dxa" w:w="0"/>
-        <w:left w:type="dxa" w:w="108"/>
-        <w:bottom w:type="dxa" w:w="0"/>
-        <w:right w:type="dxa" w:w="108"/>
+        <w:top w:w="0" w:type="dxa"/>
+        <w:left w:w="108" w:type="dxa"/>
+        <w:bottom w:w="0" w:type="dxa"/>
+        <w:right w:w="108" w:type="dxa"/>
       </w:tblCellMar>
     </w:tblPr>
     <w:tblStylePr w:type="firstRow">
       <w:tblPr>
         <w:jc w:val="left"/>
-        <w:tblInd w:type="dxa" w:w="0"/>
       </w:tblPr>
       <w:trPr>
         <w:jc w:val="left"/>
       </w:trPr>
       <w:tcPr>
+        <w:tcBorders>
+          <w:bottom w:val="single" w:sz="0" w:space="0" w:color="auto"/>
+        </w:tcBorders>
         <w:vAlign w:val="bottom"/>
-        <w:tcBorders>
-          <w:bottom w:val="single"/>
-        </w:tcBorders>
       </w:tcPr>
     </w:tblStylePr>
   </w:style>
-  <w:style w:customStyle="1" w:styleId="DefinitionTerm" w:type="paragraph">
+  <w:style w:type="paragraph" w:customStyle="1" w:styleId="DefinitionTerm">
     <w:name w:val="Definition Term"/>
     <w:basedOn w:val="Normal"/>
     <w:next w:val="Definition"/>
@@ -1547,75 +1785,76 @@
       <w:b/>
     </w:rPr>
   </w:style>
-  <w:style w:customStyle="1" w:styleId="Definition" w:type="paragraph">
+  <w:style w:type="paragraph" w:customStyle="1" w:styleId="Definition">
     <w:name w:val="Definition"/>
     <w:basedOn w:val="Normal"/>
   </w:style>
-  <w:style w:styleId="Caption" w:type="paragraph">
-    <w:name w:val="Caption"/>
+  <w:style w:type="paragraph" w:styleId="Caption">
+    <w:name w:val="caption"/>
     <w:basedOn w:val="Normal"/>
-    <w:link w:val="BodyTextChar"/>
+    <w:link w:val="CaptionChar"/>
     <w:pPr>
-      <w:spacing w:after="120" w:before="0"/>
+      <w:spacing w:after="120"/>
     </w:pPr>
     <w:rPr>
       <w:i/>
     </w:rPr>
   </w:style>
-  <w:style w:customStyle="1" w:styleId="TableCaption" w:type="paragraph">
+  <w:style w:type="paragraph" w:customStyle="1" w:styleId="TableCaption">
     <w:name w:val="Table Caption"/>
     <w:basedOn w:val="Caption"/>
     <w:pPr>
       <w:keepNext/>
     </w:pPr>
   </w:style>
-  <w:style w:customStyle="1" w:styleId="ImageCaption" w:type="paragraph">
+  <w:style w:type="paragraph" w:customStyle="1" w:styleId="ImageCaption">
     <w:name w:val="Image Caption"/>
     <w:basedOn w:val="Caption"/>
   </w:style>
-  <w:style w:customStyle="1" w:styleId="Figure" w:type="paragraph">
+  <w:style w:type="paragraph" w:customStyle="1" w:styleId="Figure">
     <w:name w:val="Figure"/>
     <w:basedOn w:val="Normal"/>
   </w:style>
-  <w:style w:customStyle="1" w:styleId="CaptionedFigure" w:type="paragraph">
+  <w:style w:type="paragraph" w:customStyle="1" w:styleId="CaptionedFigure">
     <w:name w:val="Captioned Figure"/>
     <w:basedOn w:val="Figure"/>
     <w:pPr>
       <w:keepNext/>
     </w:pPr>
   </w:style>
-  <w:style w:customStyle="1" w:styleId="BodyTextChar" w:type="character">
-    <w:name w:val="Body Text Char"/>
+  <w:style w:type="character" w:customStyle="1" w:styleId="CaptionChar">
+    <w:name w:val="Caption Char"/>
     <w:basedOn w:val="DefaultParagraphFont"/>
-    <w:link w:val="BodyText"/>
-  </w:style>
-  <w:style w:customStyle="1" w:styleId="VerbatimChar" w:type="character">
+    <w:link w:val="Caption"/>
+  </w:style>
+  <w:style w:type="character" w:customStyle="1" w:styleId="VerbatimChar">
     <w:name w:val="Verbatim Char"/>
-    <w:basedOn w:val="BodyTextChar"/>
-    <w:rPr>
-      <w:rFonts w:ascii="Consolas" w:hAnsi="Consolas"/>
-      <w:sz w:val="22"/>
-    </w:rPr>
-  </w:style>
-  <w:style w:customStyle="1" w:styleId="SectionNumber" w:type="character">
+    <w:basedOn w:val="CaptionChar"/>
+    <w:link w:val="SourceCode"/>
+    <w:rPr>
+      <w:rFonts w:ascii="Consolas" w:hAnsi="Consolas"/>
+      <w:sz w:val="22"/>
+    </w:rPr>
+  </w:style>
+  <w:style w:type="character" w:customStyle="1" w:styleId="SectionNumber">
     <w:name w:val="Section Number"/>
-    <w:basedOn w:val="BodyTextChar"/>
-  </w:style>
-  <w:style w:styleId="FootnoteReference" w:type="character">
-    <w:name w:val="Footnote Reference"/>
-    <w:basedOn w:val="BodyTextChar"/>
+    <w:basedOn w:val="CaptionChar"/>
+  </w:style>
+  <w:style w:type="character" w:styleId="FootnoteReference">
+    <w:name w:val="footnote reference"/>
+    <w:basedOn w:val="CaptionChar"/>
     <w:rPr>
       <w:vertAlign w:val="superscript"/>
     </w:rPr>
   </w:style>
-  <w:style w:styleId="Hyperlink" w:type="character">
+  <w:style w:type="character" w:styleId="Hyperlink">
     <w:name w:val="Hyperlink"/>
-    <w:basedOn w:val="BodyTextChar"/>
-    <w:rPr>
-      <w:color w:themeColor="accent1" w:val="4F81BD"/>
-    </w:rPr>
-  </w:style>
-  <w:style w:styleId="TOCHeading" w:type="paragraph">
+    <w:basedOn w:val="CaptionChar"/>
+    <w:rPr>
+      <w:color w:val="4F81BD" w:themeColor="accent1"/>
+    </w:rPr>
+  </w:style>
+  <w:style w:type="paragraph" w:styleId="TOCHeading">
     <w:name w:val="TOC Heading"/>
     <w:basedOn w:val="Heading1"/>
     <w:next w:val="BodyText"/>
@@ -1627,10 +1866,9 @@
       <w:outlineLvl w:val="9"/>
     </w:pPr>
     <w:rPr>
-      <w:rFonts w:asciiTheme="majorHAnsi" w:cstheme="majorBidi" w:eastAsiaTheme="majorEastAsia" w:hAnsiTheme="majorHAnsi"/>
       <w:b w:val="0"/>
       <w:bCs w:val="0"/>
-      <w:color w:themeColor="accent1" w:themeShade="BF" w:val="365F91"/>
+      <w:color w:val="365F91" w:themeColor="accent1" w:themeShade="BF"/>
     </w:rPr>
   </w:style>
   <w:style w:type="paragraph" w:customStyle="1" w:styleId="SourceCode">
@@ -1638,234 +1876,299 @@
     <w:basedOn w:val="Normal"/>
     <w:link w:val="VerbatimChar"/>
     <w:pPr>
-      <w:wordWrap w:val="off"/>
+      <w:wordWrap w:val="0"/>
     </w:pPr>
   </w:style>
   <w:style w:type="character" w:customStyle="1" w:styleId="KeywordTok">
     <w:name w:val="KeywordTok"/>
     <w:basedOn w:val="VerbatimChar"/>
     <w:rPr>
+      <w:rFonts w:ascii="Consolas" w:hAnsi="Consolas"/>
+      <w:b/>
       <w:color w:val="007020"/>
-      <w:b/>
+      <w:sz w:val="22"/>
     </w:rPr>
   </w:style>
   <w:style w:type="character" w:customStyle="1" w:styleId="DataTypeTok">
     <w:name w:val="DataTypeTok"/>
     <w:basedOn w:val="VerbatimChar"/>
     <w:rPr>
+      <w:rFonts w:ascii="Consolas" w:hAnsi="Consolas"/>
       <w:color w:val="902000"/>
+      <w:sz w:val="22"/>
     </w:rPr>
   </w:style>
   <w:style w:type="character" w:customStyle="1" w:styleId="DecValTok">
     <w:name w:val="DecValTok"/>
     <w:basedOn w:val="VerbatimChar"/>
     <w:rPr>
-      <w:color w:val="40a070"/>
+      <w:rFonts w:ascii="Consolas" w:hAnsi="Consolas"/>
+      <w:color w:val="40A070"/>
+      <w:sz w:val="22"/>
     </w:rPr>
   </w:style>
   <w:style w:type="character" w:customStyle="1" w:styleId="BaseNTok">
     <w:name w:val="BaseNTok"/>
     <w:basedOn w:val="VerbatimChar"/>
     <w:rPr>
-      <w:color w:val="40a070"/>
+      <w:rFonts w:ascii="Consolas" w:hAnsi="Consolas"/>
+      <w:color w:val="40A070"/>
+      <w:sz w:val="22"/>
     </w:rPr>
   </w:style>
   <w:style w:type="character" w:customStyle="1" w:styleId="FloatTok">
     <w:name w:val="FloatTok"/>
     <w:basedOn w:val="VerbatimChar"/>
     <w:rPr>
-      <w:color w:val="40a070"/>
+      <w:rFonts w:ascii="Consolas" w:hAnsi="Consolas"/>
+      <w:color w:val="40A070"/>
+      <w:sz w:val="22"/>
     </w:rPr>
   </w:style>
   <w:style w:type="character" w:customStyle="1" w:styleId="ConstantTok">
     <w:name w:val="ConstantTok"/>
     <w:basedOn w:val="VerbatimChar"/>
     <w:rPr>
+      <w:rFonts w:ascii="Consolas" w:hAnsi="Consolas"/>
       <w:color w:val="880000"/>
+      <w:sz w:val="22"/>
     </w:rPr>
   </w:style>
   <w:style w:type="character" w:customStyle="1" w:styleId="CharTok">
     <w:name w:val="CharTok"/>
     <w:basedOn w:val="VerbatimChar"/>
     <w:rPr>
-      <w:color w:val="4070a0"/>
+      <w:rFonts w:ascii="Consolas" w:hAnsi="Consolas"/>
+      <w:color w:val="4070A0"/>
+      <w:sz w:val="22"/>
     </w:rPr>
   </w:style>
   <w:style w:type="character" w:customStyle="1" w:styleId="SpecialCharTok">
     <w:name w:val="SpecialCharTok"/>
     <w:basedOn w:val="VerbatimChar"/>
     <w:rPr>
-      <w:color w:val="4070a0"/>
+      <w:rFonts w:ascii="Consolas" w:hAnsi="Consolas"/>
+      <w:color w:val="4070A0"/>
+      <w:sz w:val="22"/>
     </w:rPr>
   </w:style>
   <w:style w:type="character" w:customStyle="1" w:styleId="StringTok">
     <w:name w:val="StringTok"/>
     <w:basedOn w:val="VerbatimChar"/>
     <w:rPr>
-      <w:color w:val="4070a0"/>
+      <w:rFonts w:ascii="Consolas" w:hAnsi="Consolas"/>
+      <w:color w:val="4070A0"/>
+      <w:sz w:val="22"/>
     </w:rPr>
   </w:style>
   <w:style w:type="character" w:customStyle="1" w:styleId="VerbatimStringTok">
     <w:name w:val="VerbatimStringTok"/>
     <w:basedOn w:val="VerbatimChar"/>
     <w:rPr>
-      <w:color w:val="4070a0"/>
+      <w:rFonts w:ascii="Consolas" w:hAnsi="Consolas"/>
+      <w:color w:val="4070A0"/>
+      <w:sz w:val="22"/>
     </w:rPr>
   </w:style>
   <w:style w:type="character" w:customStyle="1" w:styleId="SpecialStringTok">
     <w:name w:val="SpecialStringTok"/>
     <w:basedOn w:val="VerbatimChar"/>
     <w:rPr>
-      <w:color w:val="bb6688"/>
+      <w:rFonts w:ascii="Consolas" w:hAnsi="Consolas"/>
+      <w:color w:val="BB6688"/>
+      <w:sz w:val="22"/>
     </w:rPr>
   </w:style>
   <w:style w:type="character" w:customStyle="1" w:styleId="ImportTok">
     <w:name w:val="ImportTok"/>
     <w:basedOn w:val="VerbatimChar"/>
     <w:rPr>
+      <w:rFonts w:ascii="Consolas" w:hAnsi="Consolas"/>
+      <w:b/>
       <w:color w:val="008000"/>
-      <w:b/>
+      <w:sz w:val="22"/>
     </w:rPr>
   </w:style>
   <w:style w:type="character" w:customStyle="1" w:styleId="CommentTok">
     <w:name w:val="CommentTok"/>
     <w:basedOn w:val="VerbatimChar"/>
     <w:rPr>
-      <w:color w:val="60a0b0"/>
+      <w:rFonts w:ascii="Consolas" w:hAnsi="Consolas"/>
       <w:i/>
+      <w:color w:val="60A0B0"/>
+      <w:sz w:val="22"/>
     </w:rPr>
   </w:style>
   <w:style w:type="character" w:customStyle="1" w:styleId="DocumentationTok">
     <w:name w:val="DocumentationTok"/>
     <w:basedOn w:val="VerbatimChar"/>
     <w:rPr>
-      <w:color w:val="ba2121"/>
+      <w:rFonts w:ascii="Consolas" w:hAnsi="Consolas"/>
       <w:i/>
+      <w:color w:val="BA2121"/>
+      <w:sz w:val="22"/>
     </w:rPr>
   </w:style>
   <w:style w:type="character" w:customStyle="1" w:styleId="AnnotationTok">
     <w:name w:val="AnnotationTok"/>
     <w:basedOn w:val="VerbatimChar"/>
     <w:rPr>
-      <w:color w:val="60a0b0"/>
+      <w:rFonts w:ascii="Consolas" w:hAnsi="Consolas"/>
       <w:b/>
       <w:i/>
+      <w:color w:val="60A0B0"/>
+      <w:sz w:val="22"/>
     </w:rPr>
   </w:style>
   <w:style w:type="character" w:customStyle="1" w:styleId="CommentVarTok">
     <w:name w:val="CommentVarTok"/>
     <w:basedOn w:val="VerbatimChar"/>
     <w:rPr>
-      <w:color w:val="60a0b0"/>
+      <w:rFonts w:ascii="Consolas" w:hAnsi="Consolas"/>
       <w:b/>
       <w:i/>
+      <w:color w:val="60A0B0"/>
+      <w:sz w:val="22"/>
     </w:rPr>
   </w:style>
   <w:style w:type="character" w:customStyle="1" w:styleId="OtherTok">
     <w:name w:val="OtherTok"/>
     <w:basedOn w:val="VerbatimChar"/>
     <w:rPr>
+      <w:rFonts w:ascii="Consolas" w:hAnsi="Consolas"/>
       <w:color w:val="007020"/>
+      <w:sz w:val="22"/>
     </w:rPr>
   </w:style>
   <w:style w:type="character" w:customStyle="1" w:styleId="FunctionTok">
     <w:name w:val="FunctionTok"/>
     <w:basedOn w:val="VerbatimChar"/>
     <w:rPr>
-      <w:color w:val="06287e"/>
+      <w:rFonts w:ascii="Consolas" w:hAnsi="Consolas"/>
+      <w:color w:val="06287E"/>
+      <w:sz w:val="22"/>
     </w:rPr>
   </w:style>
   <w:style w:type="character" w:customStyle="1" w:styleId="VariableTok">
     <w:name w:val="VariableTok"/>
     <w:basedOn w:val="VerbatimChar"/>
     <w:rPr>
-      <w:color w:val="19177c"/>
+      <w:rFonts w:ascii="Consolas" w:hAnsi="Consolas"/>
+      <w:color w:val="19177C"/>
+      <w:sz w:val="22"/>
     </w:rPr>
   </w:style>
   <w:style w:type="character" w:customStyle="1" w:styleId="ControlFlowTok">
     <w:name w:val="ControlFlowTok"/>
     <w:basedOn w:val="VerbatimChar"/>
     <w:rPr>
+      <w:rFonts w:ascii="Consolas" w:hAnsi="Consolas"/>
+      <w:b/>
       <w:color w:val="007020"/>
-      <w:b/>
+      <w:sz w:val="22"/>
     </w:rPr>
   </w:style>
   <w:style w:type="character" w:customStyle="1" w:styleId="OperatorTok">
     <w:name w:val="OperatorTok"/>
     <w:basedOn w:val="VerbatimChar"/>
     <w:rPr>
+      <w:rFonts w:ascii="Consolas" w:hAnsi="Consolas"/>
       <w:color w:val="666666"/>
+      <w:sz w:val="22"/>
     </w:rPr>
   </w:style>
   <w:style w:type="character" w:customStyle="1" w:styleId="BuiltInTok">
     <w:name w:val="BuiltInTok"/>
     <w:basedOn w:val="VerbatimChar"/>
     <w:rPr>
+      <w:rFonts w:ascii="Consolas" w:hAnsi="Consolas"/>
       <w:color w:val="008000"/>
+      <w:sz w:val="22"/>
     </w:rPr>
   </w:style>
   <w:style w:type="character" w:customStyle="1" w:styleId="ExtensionTok">
     <w:name w:val="ExtensionTok"/>
     <w:basedOn w:val="VerbatimChar"/>
-    <w:rPr/>
+    <w:rPr>
+      <w:rFonts w:ascii="Consolas" w:hAnsi="Consolas"/>
+      <w:sz w:val="22"/>
+    </w:rPr>
   </w:style>
   <w:style w:type="character" w:customStyle="1" w:styleId="PreprocessorTok">
     <w:name w:val="PreprocessorTok"/>
     <w:basedOn w:val="VerbatimChar"/>
     <w:rPr>
-      <w:color w:val="bc7a00"/>
+      <w:rFonts w:ascii="Consolas" w:hAnsi="Consolas"/>
+      <w:color w:val="BC7A00"/>
+      <w:sz w:val="22"/>
     </w:rPr>
   </w:style>
   <w:style w:type="character" w:customStyle="1" w:styleId="AttributeTok">
     <w:name w:val="AttributeTok"/>
     <w:basedOn w:val="VerbatimChar"/>
     <w:rPr>
-      <w:color w:val="7d9029"/>
+      <w:rFonts w:ascii="Consolas" w:hAnsi="Consolas"/>
+      <w:color w:val="7D9029"/>
+      <w:sz w:val="22"/>
     </w:rPr>
   </w:style>
   <w:style w:type="character" w:customStyle="1" w:styleId="RegionMarkerTok">
     <w:name w:val="RegionMarkerTok"/>
     <w:basedOn w:val="VerbatimChar"/>
-    <w:rPr/>
+    <w:rPr>
+      <w:rFonts w:ascii="Consolas" w:hAnsi="Consolas"/>
+      <w:sz w:val="22"/>
+    </w:rPr>
   </w:style>
   <w:style w:type="character" w:customStyle="1" w:styleId="InformationTok">
     <w:name w:val="InformationTok"/>
     <w:basedOn w:val="VerbatimChar"/>
     <w:rPr>
-      <w:color w:val="60a0b0"/>
+      <w:rFonts w:ascii="Consolas" w:hAnsi="Consolas"/>
       <w:b/>
       <w:i/>
+      <w:color w:val="60A0B0"/>
+      <w:sz w:val="22"/>
     </w:rPr>
   </w:style>
   <w:style w:type="character" w:customStyle="1" w:styleId="WarningTok">
     <w:name w:val="WarningTok"/>
     <w:basedOn w:val="VerbatimChar"/>
     <w:rPr>
-      <w:color w:val="60a0b0"/>
+      <w:rFonts w:ascii="Consolas" w:hAnsi="Consolas"/>
       <w:b/>
       <w:i/>
+      <w:color w:val="60A0B0"/>
+      <w:sz w:val="22"/>
     </w:rPr>
   </w:style>
   <w:style w:type="character" w:customStyle="1" w:styleId="AlertTok">
     <w:name w:val="AlertTok"/>
     <w:basedOn w:val="VerbatimChar"/>
     <w:rPr>
-      <w:color w:val="ff0000"/>
+      <w:rFonts w:ascii="Consolas" w:hAnsi="Consolas"/>
       <w:b/>
+      <w:color w:val="FF0000"/>
+      <w:sz w:val="22"/>
     </w:rPr>
   </w:style>
   <w:style w:type="character" w:customStyle="1" w:styleId="ErrorTok">
     <w:name w:val="ErrorTok"/>
     <w:basedOn w:val="VerbatimChar"/>
     <w:rPr>
-      <w:color w:val="ff0000"/>
+      <w:rFonts w:ascii="Consolas" w:hAnsi="Consolas"/>
       <w:b/>
+      <w:color w:val="FF0000"/>
+      <w:sz w:val="22"/>
     </w:rPr>
   </w:style>
   <w:style w:type="character" w:customStyle="1" w:styleId="NormalTok">
     <w:name w:val="NormalTok"/>
     <w:basedOn w:val="VerbatimChar"/>
-    <w:rPr/>
+    <w:rPr>
+      <w:rFonts w:ascii="Consolas" w:hAnsi="Consolas"/>
+      <w:sz w:val="22"/>
+    </w:rPr>
   </w:style>
 </w:styles>
 </file>
